--- a/test-corpus/output/corpus/medium2.docx
+++ b/test-corpus/output/corpus/medium2.docx
@@ -42,7 +42,7 @@
                       </a:xfrm>
                     </wpg:grpSpPr>
                     <wps:wsp>
-                      <wps:cNvPr id="3" name="&quot;&lt;b&gt;Qjcl 1: Rirqhe Adkf Eixsx Owond&lt;/b&gt;&quot;"/>
+                      <wps:cNvPr id="3" name="&quot;&lt;b&gt;Qjcl 1: Rirqhe Adkf Eixsx Owond&lt;/b&gt;&quot;" descr="Ogxs1"/>
                       <wps:cNvSpPr/>
                       <wps:spPr>
                         <a:xfrm>
@@ -101,7 +101,7 @@
                       </wps:bodyPr>
                     </wps:wsp>
                     <wps:wsp>
-                      <wps:cNvPr id="4" name="&quot;Grmjj QILDPD Mqczqh&lt;br&gt;Coofd Vn: BLYTM&lt;br&gt;Enkezp: Vlxip&quot;"/>
+                      <wps:cNvPr id="4" name="&quot;Grmjj QILDPD Mqczqh&lt;br&gt;Coofd Vn: BLYTM&lt;br&gt;Enkezp: Vlxip&quot;" descr="AmecsZwnbln1"/>
                       <wps:cNvSpPr/>
                       <wps:spPr>
                         <a:xfrm>
@@ -160,7 +160,7 @@
                       </wps:bodyPr>
                     </wps:wsp>
                     <wps:wsp>
-                      <wps:cNvPr id="5" name="Gkxqo1"/>
+                      <wps:cNvPr id="5" name="Gkxqo1" descr="Gkxqo1"/>
                       <wps:cNvSpPr/>
                       <wps:spPr>
                         <a:xfrm>
@@ -219,7 +219,7 @@
                       </wps:bodyPr>
                     </wps:wsp>
                     <wps:wsp>
-                      <wps:cNvPr id="6" name="&quot;Tkd: Ayvifo Kyysvd&quot;"/>
+                      <wps:cNvPr id="6" name="&quot;Tkd: Ayvifo Kyysvd&quot;" descr="Sdb1"/>
                       <wps:cNvSpPr/>
                       <wps:spPr>
                         <a:xfrm>
@@ -278,7 +278,7 @@
                       </wps:bodyPr>
                     </wps:wsp>
                     <wps:wsp>
-                      <wps:cNvPr id="7" name="Zjno2"/>
+                      <wps:cNvPr id="7" name="Zjno2" descr="Zjno2"/>
                       <wps:cNvSpPr/>
                       <wps:spPr>
                         <a:xfrm>
@@ -337,7 +337,7 @@
                       </wps:bodyPr>
                     </wps:wsp>
                     <wps:wsp>
-                      <wps:cNvPr id="8" name="&quot;Qyceogyli Zsqgskp Ivsymf&lt;br&gt;Noa qss Ivsymf = 2000 / Yft lagbfh yhttjrqtfg BSBK wn gfaq jqry&lt;br&gt;&quot;"/>
+                      <wps:cNvPr id="8" name="&quot;Qyceogyli Zsqgskp Ivsymf&lt;br&gt;Noa qss Ivsymf = 2000 / Yft lagbfh yhttjrqtfg BSBK wn gfaq jqry&lt;br&gt;&quot;" descr="XdekZGR"/>
                       <wps:cNvSpPr/>
                       <wps:spPr>
                         <a:xfrm>
@@ -396,7 +396,7 @@
                       </wps:bodyPr>
                     </wps:wsp>
                     <wps:wsp>
-                      <wps:cNvPr id="9" name="SpnZucy"/>
+                      <wps:cNvPr id="9" name="SpnZucy" descr="SpnZucy"/>
                       <wps:cNvSpPr/>
                       <wps:spPr>
                         <a:xfrm>
@@ -455,7 +455,7 @@
                       </wps:bodyPr>
                     </wps:wsp>
                     <wps:wsp>
-                      <wps:cNvPr id="10" name="&quot;Qyceogyli rso ttmr:&lt;br&gt;Dxkqyc qss qopss ttmr-1, Dxkqyc qss qopss ttmr-2, mhy...&quot;"/>
+                      <wps:cNvPr id="10" name="&quot;Qyceogyli rso ttmr:&lt;br&gt;Dxkqyc qss qopss ttmr-1, Dxkqyc qss qopss ttmr-2, mhy...&quot;" descr="JzfQtt"/>
                       <wps:cNvSpPr/>
                       <wps:spPr>
                         <a:xfrm>
@@ -514,7 +514,7 @@
                       </wps:bodyPr>
                     </wps:wsp>
                     <wps:wsp>
-                      <wps:cNvPr id="11" name="BgWtpunob"/>
+                      <wps:cNvPr id="11" name="BgWtpunob" descr="BgWtpunob"/>
                       <wps:cNvSpPr/>
                       <wps:spPr>
                         <a:xfrm>
@@ -573,7 +573,7 @@
                       </wps:bodyPr>
                     </wps:wsp>
                     <wps:wsp>
-                      <wps:cNvPr id="12" name="&quot;Tkd: Lm Lmesd&quot;"/>
+                      <wps:cNvPr id="12" name="&quot;Tkd: Lm Lmesd&quot;" descr="Exb3"/>
                       <wps:cNvSpPr/>
                       <wps:spPr>
                         <a:xfrm>
@@ -632,7 +632,7 @@
                       </wps:bodyPr>
                     </wps:wsp>
                     <wps:wsp>
-                      <wps:cNvPr id="13" name="IsexlqaagglRdyk"/>
+                      <wps:cNvPr id="13" name="IsexlqaagglRdyk" descr="IsexlqaagglRdyk"/>
                       <wps:cNvSpPr/>
                       <wps:spPr>
                         <a:xfrm>
@@ -691,7 +691,7 @@
                       </wps:bodyPr>
                     </wps:wsp>
                     <wps:wsp>
-                      <wps:cNvPr id="14" name="&quot;&lt;b&gt;Qjcl 5: Yws-Xswtq Yrskupij&lt;br&gt;&lt;/b&gt;&quot;"/>
+                      <wps:cNvPr id="14" name="&quot;&lt;b&gt;Qjcl 5: Yws-Xswtq Yrskupij&lt;br&gt;&lt;/b&gt;&quot;" descr="Rmos5"/>
                       <wps:cNvSpPr/>
                       <wps:spPr>
                         <a:xfrm>
@@ -750,7 +750,7 @@
                       </wps:bodyPr>
                     </wps:wsp>
                     <wps:wsp>
-                      <wps:cNvPr id="15" name="WrxtiZanqbj"/>
+                      <wps:cNvPr id="15" name="WrxtiZanqbj" descr="WrxtiZanqbj"/>
                       <wps:cNvSpPr/>
                       <wps:spPr>
                         <a:xfrm>
@@ -809,7 +809,7 @@
                       </wps:bodyPr>
                     </wps:wsp>
                     <wps:wsp>
-                      <wps:cNvPr id="16" name="&quot;Wjlt&lt;br&gt;Vzufcb ≥ 14?&quot;"/>
+                      <wps:cNvPr id="16" name="&quot;Wjlt&lt;br&gt;Vzufcb ≥ 14?&quot;" descr="DmndaSpxbe"/>
                       <wps:cNvSpPr/>
                       <wps:spPr>
                         <a:xfrm>
@@ -868,7 +868,7 @@
                       </wps:bodyPr>
                     </wps:wsp>
                     <wps:wsp>
-                      <wps:cNvPr id="17" name="m7"/>
+                      <wps:cNvPr id="17" name="m7" descr="m7"/>
                       <wps:cNvSpPr/>
                       <wps:spPr>
                         <a:xfrm>
@@ -927,7 +927,7 @@
                       </wps:bodyPr>
                     </wps:wsp>
                     <wps:wsp>
-                      <wps:cNvPr id="18" name="o9"/>
+                      <wps:cNvPr id="18" name="o9" descr="o9"/>
                       <wps:cNvSpPr/>
                       <wps:spPr>
                         <a:xfrm>
@@ -986,7 +986,7 @@
                       </wps:bodyPr>
                     </wps:wsp>
                     <wps:wsp>
-                      <wps:cNvPr id="19" name="z3"/>
+                      <wps:cNvPr id="19" name="z3" descr="z3"/>
                       <wps:cNvSpPr/>
                       <wps:spPr>
                         <a:xfrm>
@@ -1045,7 +1045,7 @@
                       </wps:bodyPr>
                     </wps:wsp>
                     <wps:wsp>
-                      <wps:cNvPr id="20" name="k18"/>
+                      <wps:cNvPr id="20" name="k18" descr="k18"/>
                       <wps:cNvSpPr/>
                       <wps:spPr>
                         <a:xfrm>
@@ -1104,7 +1104,7 @@
                       </wps:bodyPr>
                     </wps:wsp>
                     <wps:wsp>
-                      <wps:cNvPr id="21" name="&quot;Adjv&lt;br&gt;Eabmrpi?&quot;"/>
+                      <wps:cNvPr id="21" name="&quot;Adjv&lt;br&gt;Eabmrpi?&quot;" descr="q19"/>
                       <wps:cNvSpPr/>
                       <wps:spPr>
                         <a:xfrm>
@@ -1163,7 +1163,7 @@
                       </wps:bodyPr>
                     </wps:wsp>
                     <wps:wsp>
-                      <wps:cNvPr id="22" name="&quot;Wvrxqj: Vlxip-Goqarazr Mqczqh&lt;br&gt;- Onsumknoocg Iotu Tjmrkco&lt;br&gt;- Mdhkphaz Vpwmlpsg&lt;br&gt;- Ejjjnoclxc Adjv&quot;"/>
+                      <wps:cNvPr id="22" name="&quot;Wvrxqj: Vlxip-Goqarazr Mqczqh&lt;br&gt;- Onsumknoocg Iotu Tjmrkco&lt;br&gt;- Mdhkphaz Vpwmlpsg&lt;br&gt;- Ejjjnoclxc Adjv&quot;" descr="p27"/>
                       <wps:cNvSpPr/>
                       <wps:spPr>
                         <a:xfrm>
@@ -1222,7 +1222,7 @@
                       </wps:bodyPr>
                     </wps:wsp>
                     <wps:wsp>
-                      <wps:cNvPr id="23" name="&quot;Tkd: Vlxip Zpwggwpwmevty&quot;"/>
+                      <wps:cNvPr id="23" name="&quot;Tkd: Vlxip Zpwggwpwmevty&quot;" descr="l29"/>
                       <wps:cNvSpPr/>
                       <wps:spPr>
                         <a:xfrm>
@@ -1281,7 +1281,7 @@
                       </wps:bodyPr>
                     </wps:wsp>
                     <wps:wsp>
-                      <wps:cNvPr id="24" name="QvyiqhlJnpswxjk"/>
+                      <wps:cNvPr id="24" name="QvyiqhlJnpswxjk" descr="QvyiqhlJnpswxjk"/>
                       <wps:cNvSpPr/>
                       <wps:spPr>
                         <a:xfrm>
@@ -1340,7 +1340,7 @@
                       </wps:bodyPr>
                     </wps:wsp>
                     <wps:wsp>
-                      <wps:cNvPr id="25" name="&quot;Qyceogyli qopss jpcms fni vqns:&lt;br&gt;&lt;b&gt;Akfhk Gbimh&lt;/b&gt; = Yiw-jbmmun sd Vlxip oqoh x qyroijql vqns / Rqpth Yiw-jbmmun ercpdwrs ia piv Vlxip oqoh pqp zwqcs&quot;"/>
+                      <wps:cNvPr id="25" name="&quot;Qyceogyli qopss jpcms fni vqns:&lt;br&gt;&lt;b&gt;Akfhk Gbimh&lt;/b&gt; = Yiw-jbmmun sd Vlxip oqoh x qyroijql vqns / Rqpth Yiw-jbmmun ercpdwrs ia piv Vlxip oqoh pqp zwqcs&quot;" descr="b30"/>
                       <wps:cNvSpPr/>
                       <wps:spPr>
                         <a:xfrm>
@@ -1399,7 +1399,7 @@
                       </wps:bodyPr>
                     </wps:wsp>
                     <wps:wsp>
-                      <wps:cNvPr id="26" name="&quot;Wvrxqj: Yws-Xswtq Mqczqh&lt;br&gt;- Qsz ps Zrk Aoeoxljxvitm&lt;br&gt;- Jpxldca Onsumknoocg&lt;br&gt;- Hvsvgkmrdjgvid&quot;"/>
+                      <wps:cNvPr id="26" name="&quot;Wvrxqj: Yws-Xswtq Mqczqh&lt;br&gt;- Qsz ps Zrk Aoeoxljxvitm&lt;br&gt;- Jpxldca Onsumknoocg&lt;br&gt;- Hvsvgkmrdjgvid&quot;" descr="ZlmjezYyo"/>
                       <wps:cNvSpPr/>
                       <wps:spPr>
                         <a:xfrm>
@@ -1458,7 +1458,7 @@
                       </wps:bodyPr>
                     </wps:wsp>
                     <wps:wsp>
-                      <wps:cNvPr id="27" name="&quot;Tkd: Ywztjsmdv Kyysvd&quot;"/>
+                      <wps:cNvPr id="27" name="&quot;Tkd: Ywztjsmdv Kyysvd&quot;" descr="v17"/>
                       <wps:cNvSpPr/>
                       <wps:spPr>
                         <a:xfrm>
@@ -1517,7 +1517,7 @@
                       </wps:bodyPr>
                     </wps:wsp>
                     <wps:wsp>
-                      <wps:cNvPr id="28" name="f36"/>
+                      <wps:cNvPr id="28" name="f36" descr="f36"/>
                       <wps:cNvSpPr/>
                       <wps:spPr>
                         <a:xfrm>
@@ -1576,7 +1576,7 @@
                       </wps:bodyPr>
                     </wps:wsp>
                     <wps:wsp>
-                      <wps:cNvPr id="29" name="&quot;Tkd: Lm Lmesd&quot;"/>
+                      <wps:cNvPr id="29" name="&quot;Tkd: Lm Lmesd&quot;" descr="Knb2"/>
                       <wps:cNvSpPr/>
                       <wps:spPr>
                         <a:xfrm>
@@ -1635,7 +1635,7 @@
                       </wps:bodyPr>
                     </wps:wsp>
                     <wps:wsp>
-                      <wps:cNvPr id="30" name="l37"/>
+                      <wps:cNvPr id="30" name="l37" descr="l37"/>
                       <wps:cNvSpPr/>
                       <wps:spPr>
                         <a:xfrm>
@@ -1694,7 +1694,7 @@
                       </wps:bodyPr>
                     </wps:wsp>
                     <wps:wsp>
-                      <wps:cNvPr id="31" name="y39"/>
+                      <wps:cNvPr id="31" name="y39" descr="y39"/>
                       <wps:cNvSpPr/>
                       <wps:spPr>
                         <a:xfrm>
@@ -1753,7 +1753,7 @@
                       </wps:bodyPr>
                     </wps:wsp>
                     <wps:wsp>
-                      <wps:cNvPr id="32" name="&quot;Tkd: Wsgxhawpd Kyysvd&quot;"/>
+                      <wps:cNvPr id="32" name="&quot;Tkd: Wsgxhawpd Kyysvd&quot;" descr="Bmn5"/>
                       <wps:cNvSpPr/>
                       <wps:spPr>
                         <a:xfrm>
@@ -1812,7 +1812,7 @@
                       </wps:bodyPr>
                     </wps:wsp>
                     <wps:wsp>
-                      <wps:cNvPr id="33" name="t40"/>
+                      <wps:cNvPr id="33" name="t40" descr="t40"/>
                       <wps:cNvSpPr/>
                       <wps:spPr>
                         <a:xfrm>
@@ -1871,7 +1871,7 @@
                       </wps:bodyPr>
                     </wps:wsp>
                     <wps:wsp>
-                      <wps:cNvPr id="34" name="&quot;Wvrxqj: Wgroekpj Lmesd&lt;br&gt;- Mdhkphaz Frcegu Ykzk&lt;br&gt;- Hiyeia Mmwbnled&lt;br&gt;- Smoufhxr&quot;"/>
+                      <wps:cNvPr id="34" name="&quot;Wvrxqj: Wgroekpj Lmesd&lt;br&gt;- Mdhkphaz Frcegu Ykzk&lt;br&gt;- Hiyeia Mmwbnled&lt;br&gt;- Smoufhxr&quot;" descr="e25"/>
                       <wps:cNvSpPr/>
                       <wps:spPr>
                         <a:xfrm>
@@ -1930,7 +1930,7 @@
                       </wps:bodyPr>
                     </wps:wsp>
                     <wps:wsp>
-                      <wps:cNvPr id="35" name="&quot;Tkd: Wgroekpj Exxdbpedtdmjt&quot;"/>
+                      <wps:cNvPr id="35" name="&quot;Tkd: Wgroekpj Exxdbpedtdmjt&quot;" descr="Jgc6"/>
                       <wps:cNvSpPr/>
                       <wps:spPr>
                         <a:xfrm>
@@ -1989,7 +1989,7 @@
                       </wps:bodyPr>
                     </wps:wsp>
                     <wps:wsp>
-                      <wps:cNvPr id="36" name="i51"/>
+                      <wps:cNvPr id="36" name="i51" descr="i51"/>
                       <wps:cNvSpPr/>
                       <wps:spPr>
                         <a:xfrm>
@@ -2048,7 +2048,7 @@
                       </wps:bodyPr>
                     </wps:wsp>
                     <wps:wsp>
-                      <wps:cNvPr id="37" name="f56"/>
+                      <wps:cNvPr id="37" name="f56" descr="f56"/>
                       <wps:cNvSpPr/>
                       <wps:spPr>
                         <a:xfrm>
@@ -2107,7 +2107,7 @@
                       </wps:bodyPr>
                     </wps:wsp>
                     <wps:wsp>
-                      <wps:cNvPr id="38" name="QbfpbzxFcy"/>
+                      <wps:cNvPr id="38" name="QbfpbzxFcy" descr="QbfpbzxFcy"/>
                       <wps:cNvSpPr/>
                       <wps:spPr>
                         <a:xfrm>
@@ -2166,7 +2166,7 @@
                       </wps:bodyPr>
                     </wps:wsp>
                     <wps:wsp>
-                      <wps:cNvPr id="39" name="c65"/>
+                      <wps:cNvPr id="39" name="c65" descr="c65"/>
                       <wps:cNvSpPr/>
                       <wps:spPr>
                         <a:xfrm>
@@ -2225,7 +2225,7 @@
                       </wps:bodyPr>
                     </wps:wsp>
                     <wps:wsp>
-                      <wps:cNvPr id="40" name="&quot;Cc piv qmziit oqoh x pewsd qjvubmvv-qsf?&lt;br&gt;(100% wn jgblydepymen)&quot;"/>
+                      <wps:cNvPr id="40" name="&quot;Cc piv qmziit oqoh x pewsd qjvubmvv-qsf?&lt;br&gt;(100% wn jgblydepymen)&quot;" descr="p78"/>
                       <wps:cNvSpPr/>
                       <wps:spPr>
                         <a:xfrm>
@@ -2284,7 +2284,7 @@
                       </wps:bodyPr>
                     </wps:wsp>
                     <wps:wsp>
-                      <wps:cNvPr id="41" name="o73"/>
+                      <wps:cNvPr id="41" name="o73" descr="o73"/>
                       <wps:cNvSpPr/>
                       <wps:spPr>
                         <a:xfrm>
@@ -2343,7 +2343,7 @@
                       </wps:bodyPr>
                     </wps:wsp>
                     <wps:wsp>
-                      <wps:cNvPr id="42" name="g75"/>
+                      <wps:cNvPr id="42" name="g75" descr="g75"/>
                       <wps:cNvSpPr/>
                       <wps:spPr>
                         <a:xfrm>
@@ -2402,7 +2402,7 @@
                       </wps:bodyPr>
                     </wps:wsp>
                     <wps:wsp>
-                      <wps:cNvPr id="43" name="&quot;Dxkqyc: Ymwarz Gpmdipgau&quot;"/>
+                      <wps:cNvPr id="43" name="&quot;Dxkqyc: Ymwarz Gpmdipgau&quot;" descr="z85"/>
                       <wps:cNvSpPr/>
                       <wps:spPr>
                         <a:xfrm>
@@ -2461,7 +2461,7 @@
                       </wps:bodyPr>
                     </wps:wsp>
                     <wps:wsp>
-                      <wps:cNvPr id="44" name="&quot;Yzrbh qqjwdrb&quot;] &amp; e259[&quot;Yzrbh olfqrgp bgkjgbp&quot;"/>
+                      <wps:cNvPr id="44" name="&quot;Yzrbh qqjwdrb&quot;] &amp; e259[&quot;Yzrbh olfqrgp bgkjgbp&quot;" descr="a88"/>
                       <wps:cNvSpPr/>
                       <wps:spPr>
                         <a:xfrm>
@@ -2520,7 +2520,7 @@
                       </wps:bodyPr>
                     </wps:wsp>
                     <wps:wsp>
-                      <wps:cNvPr id="45" name="&quot;Ywwwxcrp nsubgawlesd zzjwmp&quot;"/>
+                      <wps:cNvPr id="45" name="&quot;Ywwwxcrp nsubgawlesd zzjwmp&quot;" descr="f89"/>
                       <wps:cNvSpPr/>
                       <wps:spPr>
                         <a:xfrm>
@@ -2579,7 +2579,7 @@
                       </wps:bodyPr>
                     </wps:wsp>
                     <wps:wsp>
-                      <wps:cNvPr id="46" name="t58"/>
+                      <wps:cNvPr id="46" name="t58" descr="t58"/>
                       <wps:cNvSpPr/>
                       <wps:spPr>
                         <a:xfrm>
@@ -2638,7 +2638,7 @@
                       </wps:bodyPr>
                     </wps:wsp>
                     <wps:wsp>
-                      <wps:cNvPr id="47" name="&quot;Dxkqyc: Jowbh bmkmw zzjwmp&lt;br&gt;Enkezp: Quuvlpwvk ttmr&quot;"/>
+                      <wps:cNvPr id="47" name="&quot;Dxkqyc: Jowbh bmkmw zzjwmp&lt;br&gt;Enkezp: Quuvlpwvk ttmr&quot;" descr="d100"/>
                       <wps:cNvSpPr/>
                       <wps:spPr>
                         <a:xfrm>
@@ -2697,7 +2697,7 @@
                       </wps:bodyPr>
                     </wps:wsp>
                     <wps:wsp>
-                      <wps:cNvPr id="48" name="&quot;KGFO qmziit- Boldm ucic&quot;] --&gt; s132@{ label: &quot;&lt;span id=\&quot;docs-internal-guid-9f2ceca1-7fff-0df1-b81b-3269ceae5c1c\&quot;&gt;&lt;p dir=\&quot;ltr\&quot; style=\&quot;line-height:1.7999999999999998;margin-top:0pt;margin-bottom:10pt;\&quot;&gt;&lt;span style=\&quot;--tw-scale-x:\&quot;&gt;&lt;b&gt;Sqcn:&lt;br style=\&quot;--tw-scale-x:\&quot;&gt;&lt;/b&gt;&lt;/span&gt;Yzrbh dhdfqo vdgbiiup olfqrgp fni qasmq, fni zoal_zc&lt;/p&gt;&lt;/span&gt;&quot; } &amp; c368[&quot;&lt;b&gt;&lt;b&gt;Sqcn:&lt;br&gt;&lt;/b&gt;Mezxjfspmgj hrpi fni bitstmpghmy&lt;/b&gt;&quot;"/>
+                      <wps:cNvPr id="48" name="&quot;KGFO qmziit- Boldm ucic&quot;] --&gt; s132@{ label: &quot;&lt;span id=\&quot;docs-internal-guid-9f2ceca1-7fff-0df1-b81b-3269ceae5c1c\&quot;&gt;&lt;p dir=\&quot;ltr\&quot; style=\&quot;line-height:1.7999999999999998;margin-top:0pt;margin-bottom:10pt;\&quot;&gt;&lt;span style=\&quot;--tw-scale-x:\&quot;&gt;&lt;b&gt;Sqcn:&lt;br style=\&quot;--tw-scale-x:\&quot;&gt;&lt;/b&gt;&lt;/span&gt;Yzrbh dhdfqo vdgbiiup olfqrgp fni qasmq, fni zoal_zc&lt;/p&gt;&lt;/span&gt;&quot; } &amp; c368[&quot;&lt;b&gt;&lt;b&gt;Sqcn:&lt;br&gt;&lt;/b&gt;Mezxjfspmgj hrpi fni bitstmpghmy&lt;/b&gt;&quot;" descr="x103"/>
                       <wps:cNvSpPr/>
                       <wps:spPr>
                         <a:xfrm>
@@ -2756,7 +2756,7 @@
                       </wps:bodyPr>
                     </wps:wsp>
                     <wps:wsp>
-                      <wps:cNvPr id="49" name="&quot;✅ Lm Cqahnnptqhq Zvdbeqc&lt;br&gt;Onsumknoocg Nutntt&quot;"/>
+                      <wps:cNvPr id="49" name="&quot;✅ Lm Cqahnnptqhq Zvdbeqc&lt;br&gt;Onsumknoocg Nutntt&quot;" descr="v146"/>
                       <wps:cNvSpPr/>
                       <wps:spPr>
                         <a:xfrm>
@@ -2815,7 +2815,7 @@
                       </wps:bodyPr>
                     </wps:wsp>
                     <wps:wsp>
-                      <wps:cNvPr id="50" name="&quot;Tkd: Lm Lmesd&quot;"/>
+                      <wps:cNvPr id="50" name="&quot;Tkd: Lm Lmesd&quot;" descr="a148"/>
                       <wps:cNvSpPr/>
                       <wps:spPr>
                         <a:xfrm>
@@ -2874,7 +2874,7 @@
                       </wps:bodyPr>
                     </wps:wsp>
                     <wps:wsp>
-                      <wps:cNvPr id="51" name="&quot;Zsj ylcoseuygdtyza: Actocabj qyroijql ypaoqllihbhgd ktp kquvab cygevd vd evupfs&lt;br&gt;Zsj sd jbhodm: Djottyeplg qmziit nsokj zgir zjj jtxemqeegb&quot;"/>
+                      <wps:cNvPr id="51" name="&quot;Zsj ylcoseuygdtyza: Actocabj qyroijql ypaoqllihbhgd ktp kquvab cygevd vd evupfs&lt;br&gt;Zsj sd jbhodm: Djottyeplg qmziit nsokj zgir zjj jtxemqeegb&quot;" descr="b158"/>
                       <wps:cNvSpPr/>
                       <wps:spPr>
                         <a:xfrm>
@@ -2933,7 +2933,7 @@
                       </wps:bodyPr>
                     </wps:wsp>
                     <wps:wsp>
-                      <wps:cNvPr id="52" name="&quot;Tkd: Ywztjsmdv Kyysvd&quot;"/>
+                      <wps:cNvPr id="52" name="&quot;Tkd: Ywztjsmdv Kyysvd&quot;" descr="i159"/>
                       <wps:cNvSpPr/>
                       <wps:spPr>
                         <a:xfrm>
@@ -2992,7 +2992,7 @@
                       </wps:bodyPr>
                     </wps:wsp>
                     <wps:wsp>
-                      <wps:cNvPr id="53" name="h161"/>
+                      <wps:cNvPr id="53" name="h161" descr="h161"/>
                       <wps:cNvSpPr/>
                       <wps:spPr>
                         <a:xfrm>
@@ -3051,7 +3051,7 @@
                       </wps:bodyPr>
                     </wps:wsp>
                     <wps:wsp>
-                      <wps:cNvPr id="54" name="f164"/>
+                      <wps:cNvPr id="54" name="f164" descr="f164"/>
                       <wps:cNvSpPr/>
                       <wps:spPr>
                         <a:xfrm>
@@ -3110,7 +3110,7 @@
                       </wps:bodyPr>
                     </wps:wsp>
                     <wps:wsp>
-                      <wps:cNvPr id="55" name="s160"/>
+                      <wps:cNvPr id="55" name="s160" descr="s160"/>
                       <wps:cNvSpPr/>
                       <wps:spPr>
                         <a:xfrm>
@@ -3169,7 +3169,7 @@
                       </wps:bodyPr>
                     </wps:wsp>
                     <wps:wsp>
-                      <wps:cNvPr id="56" name="&quot;Ywwwxcrp Kupdgs Qgmzwpn zzjwmp&quot;"/>
+                      <wps:cNvPr id="56" name="&quot;Ywwwxcrp Kupdgs Qgmzwpn zzjwmp&quot;" descr="e86"/>
                       <wps:cNvSpPr/>
                       <wps:spPr>
                         <a:xfrm>
@@ -3228,7 +3228,7 @@
                       </wps:bodyPr>
                     </wps:wsp>
                     <wps:wsp>
-                      <wps:cNvPr id="57" name="&quot;Ickukbg&quot;] &amp; v168[&quot;Lcwbqx&quot;] &amp; k169[&quot;Wavguz&quot;"/>
+                      <wps:cNvPr id="57" name="&quot;Ickukbg&quot;] &amp; v168[&quot;Lcwbqx&quot;] &amp; k169[&quot;Wavguz&quot;" descr="b167"/>
                       <wps:cNvSpPr/>
                       <wps:spPr>
                         <a:xfrm>
@@ -3287,7 +3287,7 @@
                       </wps:bodyPr>
                     </wps:wsp>
                     <wps:wsp>
-                      <wps:cNvPr id="58" name="&quot;✅ Lm Cqahnnptqhq Zvdbeqc&lt;br&gt;Onsumknoocg Nutntt&quot;"/>
+                      <wps:cNvPr id="58" name="&quot;✅ Lm Cqahnnptqhq Zvdbeqc&lt;br&gt;Onsumknoocg Nutntt&quot;" descr="q189"/>
                       <wps:cNvSpPr/>
                       <wps:spPr>
                         <a:xfrm>
@@ -3346,7 +3346,7 @@
                       </wps:bodyPr>
                     </wps:wsp>
                     <wps:wsp>
-                      <wps:cNvPr id="59" name="&quot;Tkd: Lm Lmesd&quot;"/>
+                      <wps:cNvPr id="59" name="&quot;Tkd: Lm Lmesd&quot;" descr="q190"/>
                       <wps:cNvSpPr/>
                       <wps:spPr>
                         <a:xfrm>
@@ -3405,7 +3405,7 @@
                       </wps:bodyPr>
                     </wps:wsp>
                     <wps:wsp>
-                      <wps:cNvPr id="60" name="f251"/>
+                      <wps:cNvPr id="60" name="f251" descr="f251"/>
                       <wps:cNvSpPr/>
                       <wps:spPr>
                         <a:xfrm>
@@ -3464,7 +3464,7 @@
                       </wps:bodyPr>
                     </wps:wsp>
                     <wps:wsp>
-                      <wps:cNvPr id="61" name="&quot;Ipiwmnmdw tavkznppa piv dhdfqo nu pqp dcljj, ijcoudf fvo qyroijql nae mtla sd mgoupcz piv foco vfqkq wn piv qmziit nu KGFO.&lt;br&gt;Zsj sd jbhodm: KGFO qmziit fni zoal_zc.&quot;"/>
+                      <wps:cNvPr id="61" name="&quot;Ipiwmnmdw tavkznppa piv dhdfqo nu pqp dcljj, ijcoudf fvo qyroijql nae mtla sd mgoupcz piv foco vfqkq wn piv qmziit nu KGFO.&lt;br&gt;Zsj sd jbhodm: KGFO qmziit fni zoal_zc.&quot;" descr="t133"/>
                       <wps:cNvSpPr/>
                       <wps:spPr>
                         <a:xfrm>
@@ -3523,7 +3523,7 @@
                       </wps:bodyPr>
                     </wps:wsp>
                     <wps:wsp>
-                      <wps:cNvPr id="62" name="&quot;✅ Lm Cqahnnptqhq Zvdbeqc&lt;br&gt;Onsumknoocg Nutntt&quot;"/>
+                      <wps:cNvPr id="62" name="&quot;✅ Lm Cqahnnptqhq Zvdbeqc&lt;br&gt;Onsumknoocg Nutntt&quot;" descr="e252"/>
                       <wps:cNvSpPr/>
                       <wps:spPr>
                         <a:xfrm>
@@ -3582,7 +3582,7 @@
                       </wps:bodyPr>
                     </wps:wsp>
                     <wps:wsp>
-                      <wps:cNvPr id="63" name="&quot;Tkd: Lm Lmesd&quot;"/>
+                      <wps:cNvPr id="63" name="&quot;Tkd: Lm Lmesd&quot;" descr="r253"/>
                       <wps:cNvSpPr/>
                       <wps:spPr>
                         <a:xfrm>
@@ -3641,7 +3641,7 @@
                       </wps:bodyPr>
                     </wps:wsp>
                     <wps:wsp>
-                      <wps:cNvPr id="64" name="&quot;✅ Lm Cqahnnptqhq Zvdbeqc&lt;br&gt;Onsumknoocg Nutntt&quot;"/>
+                      <wps:cNvPr id="64" name="&quot;✅ Lm Cqahnnptqhq Zvdbeqc&lt;br&gt;Onsumknoocg Nutntt&quot;" descr="s256"/>
                       <wps:cNvSpPr/>
                       <wps:spPr>
                         <a:xfrm>
@@ -3700,7 +3700,7 @@
                       </wps:bodyPr>
                     </wps:wsp>
                     <wps:wsp>
-                      <wps:cNvPr id="65" name="&quot;Tkd: Lm Lmesd&quot;"/>
+                      <wps:cNvPr id="65" name="&quot;Tkd: Lm Lmesd&quot;" descr="d257"/>
                       <wps:cNvSpPr/>
                       <wps:spPr>
                         <a:xfrm>
@@ -3759,7 +3759,7 @@
                       </wps:bodyPr>
                     </wps:wsp>
                     <wps:wsp>
-                      <wps:cNvPr id="66" name="e259"/>
+                      <wps:cNvPr id="66" name="e259" descr="e259"/>
                       <wps:cNvSpPr/>
                       <wps:spPr>
                         <a:xfrm>
@@ -3818,7 +3818,7 @@
                       </wps:bodyPr>
                     </wps:wsp>
                     <wps:wsp>
-                      <wps:cNvPr id="67" name="&quot;Dxkqyc: Ymwarz Gpmdipgau&quot;"/>
+                      <wps:cNvPr id="67" name="&quot;Dxkqyc: Ymwarz Gpmdipgau&quot;" descr="j271"/>
                       <wps:cNvSpPr/>
                       <wps:spPr>
                         <a:xfrm>
@@ -3877,7 +3877,7 @@
                       </wps:bodyPr>
                     </wps:wsp>
                     <wps:wsp>
-                      <wps:cNvPr id="68" name="&quot;Yzrbh qqjwdrb&quot;] &amp; c274[&quot;Yzrbh olfqrgp bgkjgbp&quot;"/>
+                      <wps:cNvPr id="68" name="&quot;Yzrbh qqjwdrb&quot;] &amp; c274[&quot;Yzrbh olfqrgp bgkjgbp&quot;" descr="b272"/>
                       <wps:cNvSpPr/>
                       <wps:spPr>
                         <a:xfrm>
@@ -3936,7 +3936,7 @@
                       </wps:bodyPr>
                     </wps:wsp>
                     <wps:wsp>
-                      <wps:cNvPr id="69" name="&quot;Ywwwxcrp nsubgawlesd zzjwmp&quot;"/>
+                      <wps:cNvPr id="69" name="&quot;Ywwwxcrp nsubgawlesd zzjwmp&quot;" descr="t275"/>
                       <wps:cNvSpPr/>
                       <wps:spPr>
                         <a:xfrm>
@@ -3995,7 +3995,7 @@
                       </wps:bodyPr>
                     </wps:wsp>
                     <wps:wsp>
-                      <wps:cNvPr id="70" name="&quot;Wvrxqj: Yws-Xswtq Mqczqh&lt;br&gt;- Qsz ps Zrk Aoeoxljxvitm&lt;br&gt;- Jpxldca Onsumknoocg&lt;br&gt;- Hvsvgkmrdjgvid&quot;"/>
+                      <wps:cNvPr id="70" name="&quot;Wvrxqj: Yws-Xswtq Mqczqh&lt;br&gt;- Qsz ps Zrk Aoeoxljxvitm&lt;br&gt;- Jpxldca Onsumknoocg&lt;br&gt;- Hvsvgkmrdjgvid&quot;" descr="p281"/>
                       <wps:cNvSpPr/>
                       <wps:spPr>
                         <a:xfrm>
@@ -4054,7 +4054,7 @@
                       </wps:bodyPr>
                     </wps:wsp>
                     <wps:wsp>
-                      <wps:cNvPr id="71" name="&quot;Tkd: Ywztjsmdv Kyysvd&quot;"/>
+                      <wps:cNvPr id="71" name="&quot;Tkd: Ywztjsmdv Kyysvd&quot;" descr="e282"/>
                       <wps:cNvSpPr/>
                       <wps:spPr>
                         <a:xfrm>
@@ -4113,7 +4113,7 @@
                       </wps:bodyPr>
                     </wps:wsp>
                     <wps:wsp>
-                      <wps:cNvPr id="72" name="j284"/>
+                      <wps:cNvPr id="72" name="j284" descr="j284"/>
                       <wps:cNvSpPr/>
                       <wps:spPr>
                         <a:xfrm>
@@ -4172,7 +4172,7 @@
                       </wps:bodyPr>
                     </wps:wsp>
                     <wps:wsp>
-                      <wps:cNvPr id="73" name="l288"/>
+                      <wps:cNvPr id="73" name="l288" descr="l288"/>
                       <wps:cNvSpPr/>
                       <wps:spPr>
                         <a:xfrm>
@@ -4231,7 +4231,7 @@
                       </wps:bodyPr>
                     </wps:wsp>
                     <wps:wsp>
-                      <wps:cNvPr id="74" name="s283"/>
+                      <wps:cNvPr id="74" name="s283" descr="s283"/>
                       <wps:cNvSpPr/>
                       <wps:spPr>
                         <a:xfrm>
@@ -4290,7 +4290,7 @@
                       </wps:bodyPr>
                     </wps:wsp>
                     <wps:wsp>
-                      <wps:cNvPr id="75" name="&quot;Ywwwxcrp Kupdgs Qgmzwpn zzjwmp&quot;"/>
+                      <wps:cNvPr id="75" name="&quot;Ywwwxcrp Kupdgs Qgmzwpn zzjwmp&quot;" descr="d289"/>
                       <wps:cNvSpPr/>
                       <wps:spPr>
                         <a:xfrm>
@@ -4349,7 +4349,7 @@
                       </wps:bodyPr>
                     </wps:wsp>
                     <wps:wsp>
-                      <wps:cNvPr id="76" name="&quot;Ickukbg&quot;] &amp; y291[&quot;Lcwbqx&quot;] &amp; k292[&quot;Wavguz&quot;"/>
+                      <wps:cNvPr id="76" name="&quot;Ickukbg&quot;] &amp; y291[&quot;Lcwbqx&quot;] &amp; k292[&quot;Wavguz&quot;" descr="y290"/>
                       <wps:cNvSpPr/>
                       <wps:spPr>
                         <a:xfrm>
@@ -4408,7 +4408,7 @@
                       </wps:bodyPr>
                     </wps:wsp>
                     <wps:wsp>
-                      <wps:cNvPr id="77" name="&quot;✅ Lm Cqahnnptqhq Zvdbeqc&lt;br&gt;Onsumknoocg Nutntt&quot;"/>
+                      <wps:cNvPr id="77" name="&quot;✅ Lm Cqahnnptqhq Zvdbeqc&lt;br&gt;Onsumknoocg Nutntt&quot;" descr="b301"/>
                       <wps:cNvSpPr/>
                       <wps:spPr>
                         <a:xfrm>
@@ -4467,7 +4467,7 @@
                       </wps:bodyPr>
                     </wps:wsp>
                     <wps:wsp>
-                      <wps:cNvPr id="78" name="&quot;Tkd: Lm Lmesd&quot;"/>
+                      <wps:cNvPr id="78" name="&quot;Tkd: Lm Lmesd&quot;" descr="n302"/>
                       <wps:cNvSpPr/>
                       <wps:spPr>
                         <a:xfrm>
@@ -4526,7 +4526,7 @@
                       </wps:bodyPr>
                     </wps:wsp>
                     <wps:wsp>
-                      <wps:cNvPr id="79" name="&quot;✅ Lm Cqahnnptqhq Zvdbeqc&lt;br&gt;Onsumknoocg Nutntt&quot;"/>
+                      <wps:cNvPr id="79" name="&quot;✅ Lm Cqahnnptqhq Zvdbeqc&lt;br&gt;Onsumknoocg Nutntt&quot;" descr="n309"/>
                       <wps:cNvSpPr/>
                       <wps:spPr>
                         <a:xfrm>
@@ -4585,7 +4585,7 @@
                       </wps:bodyPr>
                     </wps:wsp>
                     <wps:wsp>
-                      <wps:cNvPr id="80" name="&quot;Tkd: Lm Lmesd&quot;"/>
+                      <wps:cNvPr id="80" name="&quot;Tkd: Lm Lmesd&quot;" descr="j310"/>
                       <wps:cNvSpPr/>
                       <wps:spPr>
                         <a:xfrm>
@@ -4644,7 +4644,7 @@
                       </wps:bodyPr>
                     </wps:wsp>
                     <wps:wsp>
-                      <wps:cNvPr id="81" name="c274"/>
+                      <wps:cNvPr id="81" name="c274" descr="c274"/>
                       <wps:cNvSpPr/>
                       <wps:spPr>
                         <a:xfrm>
@@ -4703,7 +4703,7 @@
                       </wps:bodyPr>
                     </wps:wsp>
                     <wps:wsp>
-                      <wps:cNvPr id="82" name="t262"/>
+                      <wps:cNvPr id="82" name="t262" descr="t262"/>
                       <wps:cNvSpPr/>
                       <wps:spPr>
                         <a:xfrm>
@@ -4762,7 +4762,7 @@
                       </wps:bodyPr>
                     </wps:wsp>
                     <wps:wsp>
-                      <wps:cNvPr id="83" name="&quot;Kk&lt;br&gt;Yft vdgbiiup rg &amp;gt;3&quot;"/>
+                      <wps:cNvPr id="83" name="&quot;Kk&lt;br&gt;Yft vdgbiiup rg &amp;gt;3&quot;" descr="k313"/>
                       <wps:cNvSpPr/>
                       <wps:spPr>
                         <a:xfrm>
@@ -4821,7 +4821,7 @@
                       </wps:bodyPr>
                     </wps:wsp>
                     <wps:wsp>
-                      <wps:cNvPr id="84" name="j319"/>
+                      <wps:cNvPr id="84" name="j319" descr="j319"/>
                       <wps:cNvSpPr/>
                       <wps:spPr>
                         <a:xfrm>
@@ -4880,7 +4880,7 @@
                       </wps:bodyPr>
                     </wps:wsp>
                     <wps:wsp>
-                      <wps:cNvPr id="85" name="u320"/>
+                      <wps:cNvPr id="85" name="u320" descr="u320"/>
                       <wps:cNvSpPr/>
                       <wps:spPr>
                         <a:xfrm>
@@ -4939,7 +4939,7 @@
                       </wps:bodyPr>
                     </wps:wsp>
                     <wps:wsp>
-                      <wps:cNvPr id="86" name="&quot;Qyceogyli rso ttmr:&lt;br&gt;Dxkqyc qopss ttmr-1, Dxkqyc qopss ttmr-2, mhy...&quot;"/>
+                      <wps:cNvPr id="86" name="&quot;Qyceogyli rso ttmr:&lt;br&gt;Dxkqyc qopss ttmr-1, Dxkqyc qopss ttmr-2, mhy...&quot;" descr="m322"/>
                       <wps:cNvSpPr/>
                       <wps:spPr>
                         <a:xfrm>
@@ -4998,7 +4998,7 @@
                       </wps:bodyPr>
                     </wps:wsp>
                     <wps:wsp>
-                      <wps:cNvPr id="87" name="&quot;Wjlt&lt;br&gt;Vzufcb ≥ 14?&quot;"/>
+                      <wps:cNvPr id="87" name="&quot;Wjlt&lt;br&gt;Vzufcb ≥ 14?&quot;" descr="i333"/>
                       <wps:cNvSpPr/>
                       <wps:spPr>
                         <a:xfrm>
@@ -5057,7 +5057,7 @@
                       </wps:bodyPr>
                     </wps:wsp>
                     <wps:wsp>
-                      <wps:cNvPr id="88" name="y341"/>
+                      <wps:cNvPr id="88" name="y341" descr="y341"/>
                       <wps:cNvSpPr/>
                       <wps:spPr>
                         <a:xfrm>
@@ -5116,7 +5116,7 @@
                       </wps:bodyPr>
                     </wps:wsp>
                     <wps:wsp>
-                      <wps:cNvPr id="89" name="&quot;Tkd: Lm Lmesd&quot;"/>
+                      <wps:cNvPr id="89" name="&quot;Tkd: Lm Lmesd&quot;" descr="w342"/>
                       <wps:cNvSpPr/>
                       <wps:spPr>
                         <a:xfrm>
@@ -5175,7 +5175,7 @@
                       </wps:bodyPr>
                     </wps:wsp>
                     <wps:wsp>
-                      <wps:cNvPr id="90" name="e336"/>
+                      <wps:cNvPr id="90" name="e336" descr="e336"/>
                       <wps:cNvSpPr/>
                       <wps:spPr>
                         <a:xfrm>
@@ -5234,7 +5234,7 @@
                       </wps:bodyPr>
                     </wps:wsp>
                     <wps:wsp>
-                      <wps:cNvPr id="91" name="&quot;&lt;b&gt;Mezxjfspmgj Lztsenaxnvjg&lt;br&gt;R-Dbhcw Zhsuzr&lt;/b&gt;&quot;"/>
+                      <wps:cNvPr id="91" name="&quot;&lt;b&gt;Mezxjfspmgj Lztsenaxnvjg&lt;br&gt;R-Dbhcw Zhsuzr&lt;/b&gt;&quot;" descr="s138"/>
                       <wps:cNvSpPr/>
                       <wps:spPr>
                         <a:xfrm>
@@ -5293,7 +5293,7 @@
                       </wps:bodyPr>
                     </wps:wsp>
                     <wps:wsp>
-                      <wps:cNvPr id="92" name="n335"/>
+                      <wps:cNvPr id="92" name="n335" descr="n335"/>
                       <wps:cNvSpPr/>
                       <wps:spPr>
                         <a:xfrm>
@@ -5352,7 +5352,7 @@
                       </wps:bodyPr>
                     </wps:wsp>
                     <wps:wsp>
-                      <wps:cNvPr id="93" name="&quot;✅ Lm Cqahnnptqhq Zvdbeqc&lt;br&gt;Onsumknoocg Nutntt&quot;"/>
+                      <wps:cNvPr id="93" name="&quot;✅ Lm Cqahnnptqhq Zvdbeqc&lt;br&gt;Onsumknoocg Nutntt&quot;" descr="g350"/>
                       <wps:cNvSpPr/>
                       <wps:spPr>
                         <a:xfrm>
@@ -5411,7 +5411,7 @@
                       </wps:bodyPr>
                     </wps:wsp>
                     <wps:wsp>
-                      <wps:cNvPr id="94" name="&quot;Tkd: Lm Lmesd&quot;"/>
+                      <wps:cNvPr id="94" name="&quot;Tkd: Lm Lmesd&quot;" descr="y351"/>
                       <wps:cNvSpPr/>
                       <wps:spPr>
                         <a:xfrm>
@@ -5470,7 +5470,7 @@
                       </wps:bodyPr>
                     </wps:wsp>
                     <wps:wsp>
-                      <wps:cNvPr id="95" name="&quot;&lt;b&gt;Yzrbh TPX &amp;amp; Lhetck&lt;/b&gt;&quot;"/>
+                      <wps:cNvPr id="95" name="&quot;&lt;b&gt;Yzrbh TPX &amp;amp; Lhetck&lt;/b&gt;&quot;" descr="i353"/>
                       <wps:cNvSpPr/>
                       <wps:spPr>
                         <a:xfrm>
@@ -5529,7 +5529,7 @@
                       </wps:bodyPr>
                     </wps:wsp>
                     <wps:wsp>
-                      <wps:cNvPr id="96" name="&quot;Qyceogyli Zsqgskp Ivsymf&lt;br&gt;Noa nu jbmmun = &lt;br&gt;2000/Yft TPX wn 7 gxqpeoog koyow&lt;br&gt;&quot;"/>
+                      <wps:cNvPr id="96" name="&quot;Qyceogyli Zsqgskp Ivsymf&lt;br&gt;Noa nu jbmmun = &lt;br&gt;2000/Yft TPX wn 7 gxqpeoog koyow&lt;br&gt;&quot;" descr="t354"/>
                       <wps:cNvSpPr/>
                       <wps:spPr>
                         <a:xfrm>
@@ -5588,7 +5588,7 @@
                       </wps:bodyPr>
                     </wps:wsp>
                     <wps:wsp>
-                      <wps:cNvPr id="97" name="m355"/>
+                      <wps:cNvPr id="97" name="m355" descr="m355"/>
                       <wps:cNvSpPr/>
                       <wps:spPr>
                         <a:xfrm>
@@ -5647,7 +5647,7 @@
                       </wps:bodyPr>
                     </wps:wsp>
                     <wps:wsp>
-                      <wps:cNvPr id="98" name="&quot;Qyceogyli rso ttmr:&lt;br&gt;Dxkqyc qopss ttmr-1, Dxkqyc qopss ttmr-2, mhy...&quot;"/>
+                      <wps:cNvPr id="98" name="&quot;Qyceogyli rso ttmr:&lt;br&gt;Dxkqyc qopss ttmr-1, Dxkqyc qopss ttmr-2, mhy...&quot;" descr="z357"/>
                       <wps:cNvSpPr/>
                       <wps:spPr>
                         <a:xfrm>
@@ -5706,7 +5706,7 @@
                       </wps:bodyPr>
                     </wps:wsp>
                     <wps:wsp>
-                      <wps:cNvPr id="99" name="&quot;Wjlt&lt;br&gt;Vzufcb ≥ 14?&quot;"/>
+                      <wps:cNvPr id="99" name="&quot;Wjlt&lt;br&gt;Vzufcb ≥ 14?&quot;" descr="c358"/>
                       <wps:cNvSpPr/>
                       <wps:spPr>
                         <a:xfrm>
@@ -5765,7 +5765,7 @@
                       </wps:bodyPr>
                     </wps:wsp>
                     <wps:wsp>
-                      <wps:cNvPr id="100" name="b363"/>
+                      <wps:cNvPr id="100" name="b363" descr="b363"/>
                       <wps:cNvSpPr/>
                       <wps:spPr>
                         <a:xfrm>
@@ -5824,7 +5824,7 @@
                       </wps:bodyPr>
                     </wps:wsp>
                     <wps:wsp>
-                      <wps:cNvPr id="101" name="&quot;Tkd: Lm Lmesd&quot;"/>
+                      <wps:cNvPr id="101" name="&quot;Tkd: Lm Lmesd&quot;" descr="c364"/>
                       <wps:cNvSpPr/>
                       <wps:spPr>
                         <a:xfrm>
@@ -5883,7 +5883,7 @@
                       </wps:bodyPr>
                     </wps:wsp>
                     <wps:wsp>
-                      <wps:cNvPr id="102" name="c361"/>
+                      <wps:cNvPr id="102" name="c361" descr="c361"/>
                       <wps:cNvSpPr/>
                       <wps:spPr>
                         <a:xfrm>
@@ -5942,7 +5942,7 @@
                       </wps:bodyPr>
                     </wps:wsp>
                     <wps:wsp>
-                      <wps:cNvPr id="103" name="&quot;&lt;b&gt;Mezxjfspmgj Lztsenaxnvjg&lt;br&gt;R-Dbhcw Zhsuzr&lt;/b&gt;&quot;"/>
+                      <wps:cNvPr id="103" name="&quot;&lt;b&gt;Mezxjfspmgj Lztsenaxnvjg&lt;br&gt;R-Dbhcw Zhsuzr&lt;/b&gt;&quot;" descr="x365"/>
                       <wps:cNvSpPr/>
                       <wps:spPr>
                         <a:xfrm>
@@ -6001,7 +6001,7 @@
                       </wps:bodyPr>
                     </wps:wsp>
                     <wps:wsp>
-                      <wps:cNvPr id="104" name="w360"/>
+                      <wps:cNvPr id="104" name="w360" descr="w360"/>
                       <wps:cNvSpPr/>
                       <wps:spPr>
                         <a:xfrm>
@@ -6060,7 +6060,7 @@
                       </wps:bodyPr>
                     </wps:wsp>
                     <wps:wsp>
-                      <wps:cNvPr id="105" name="&quot;Qyceogyli Qopwgruh s̄:&lt;br&gt;Piirilcn Qeixtgw TPX&lt;br&gt;wn &lt;b&gt;Qopwgruh &lt;/b&gt;Cscdmt&quot;"/>
+                      <wps:cNvPr id="105" name="&quot;Qyceogyli Qopwgruh s̄:&lt;br&gt;Piirilcn Qeixtgw TPX&lt;br&gt;wn &lt;b&gt;Qopwgruh &lt;/b&gt;Cscdmt&quot;" descr="e348"/>
                       <wps:cNvSpPr/>
                       <wps:spPr>
                         <a:xfrm>
@@ -6119,7 +6119,7 @@
                       </wps:bodyPr>
                     </wps:wsp>
                     <wps:wsp>
-                      <wps:cNvPr id="106" name="i352"/>
+                      <wps:cNvPr id="106" name="i352" descr="i352"/>
                       <wps:cNvSpPr/>
                       <wps:spPr>
                         <a:xfrm>
@@ -6178,7 +6178,7 @@
                       </wps:bodyPr>
                     </wps:wsp>
                     <wps:wsp>
-                      <wps:cNvPr id="107" name="&quot;&lt;b&gt;&lt;b&gt;Sqcn:&lt;br&gt;&lt;/b&gt;Mezxjfspmgj hrpi fni bitstmpghmy&lt;/b&gt;&quot;"/>
+                      <wps:cNvPr id="107" name="&quot;&lt;b&gt;&lt;b&gt;Sqcn:&lt;br&gt;&lt;/b&gt;Mezxjfspmgj hrpi fni bitstmpghmy&lt;/b&gt;&quot;" descr="q366"/>
                       <wps:cNvSpPr/>
                       <wps:spPr>
                         <a:xfrm>
@@ -6237,7 +6237,7 @@
                       </wps:bodyPr>
                     </wps:wsp>
                     <wps:wsp>
-                      <wps:cNvPr id="108" name="u64"/>
+                      <wps:cNvPr id="108" name="u64" descr="u64"/>
                       <wps:cNvSpPr/>
                       <wps:spPr>
                         <a:xfrm>
@@ -6296,7 +6296,7 @@
                       </wps:bodyPr>
                     </wps:wsp>
                     <wps:wsp>
-                      <wps:cNvPr id="109" name="&quot;Qyceogyli Qopwgruh s̄:&lt;br&gt;Piirilcn Qeixtgw KGFO&lt;br&gt;wn &lt;b&gt;Qopwgruh &lt;/b&gt;Cscdmt&quot;"/>
+                      <wps:cNvPr id="109" name="&quot;Qyceogyli Qopwgruh s̄:&lt;br&gt;Piirilcn Qeixtgw KGFO&lt;br&gt;wn &lt;b&gt;Qopwgruh &lt;/b&gt;Cscdmt&quot;" descr="a139"/>
                       <wps:cNvSpPr/>
                       <wps:spPr>
                         <a:xfrm>
@@ -6355,7 +6355,7 @@
                       </wps:bodyPr>
                     </wps:wsp>
                     <wps:wsp>
-                      <wps:cNvPr id="110" name="q270"/>
+                      <wps:cNvPr id="110" name="q270" descr="q270"/>
                       <wps:cNvSpPr/>
                       <wps:spPr>
                         <a:xfrm>
@@ -6414,7 +6414,7 @@
                       </wps:bodyPr>
                     </wps:wsp>
                     <wps:wsp>
-                      <wps:cNvPr id="111" name="&quot;Cc oipofbd xbox slgyyxnx Ymwarz/ EUC?&quot;"/>
+                      <wps:cNvPr id="111" name="&quot;Cc oipofbd xbox slgyyxnx Ymwarz/ EUC?&quot;" descr="s372"/>
                       <wps:cNvSpPr/>
                       <wps:spPr>
                         <a:xfrm>
@@ -6473,7 +6473,7 @@
                       </wps:bodyPr>
                     </wps:wsp>
                     <wps:wsp>
-                      <wps:cNvPr id="112" name="z374"/>
+                      <wps:cNvPr id="112" name="z374" descr="z374"/>
                       <wps:cNvSpPr/>
                       <wps:spPr>
                         <a:xfrm>
@@ -6532,7 +6532,7 @@
                       </wps:bodyPr>
                     </wps:wsp>
                     <wps:wsp>
-                      <wps:cNvPr id="113" name="&quot;Ywwwxcrp nsubgawlesd zzjwmp&quot;"/>
+                      <wps:cNvPr id="113" name="&quot;Ywwwxcrp nsubgawlesd zzjwmp&quot;" descr="m375"/>
                       <wps:cNvSpPr/>
                       <wps:spPr>
                         <a:xfrm>
@@ -6591,7 +6591,7 @@
                       </wps:bodyPr>
                     </wps:wsp>
                     <wps:wsp>
-                      <wps:cNvPr id="114" name="s378"/>
+                      <wps:cNvPr id="114" name="s378" descr="s378"/>
                       <wps:cNvSpPr/>
                       <wps:spPr>
                         <a:xfrm>
@@ -6650,7 +6650,7 @@
                       </wps:bodyPr>
                     </wps:wsp>
                     <wps:wsp>
-                      <wps:cNvPr id="115" name="&quot;Tkd: Lm Lmesd&quot;"/>
+                      <wps:cNvPr id="115" name="&quot;Tkd: Lm Lmesd&quot;" descr="f379"/>
                       <wps:cNvSpPr/>
                       <wps:spPr>
                         <a:xfrm>
@@ -6709,7 +6709,7 @@
                       </wps:bodyPr>
                     </wps:wsp>
                     <wps:wsp>
-                      <wps:cNvPr id="116" name="&quot;Cc oipofbd xbox slgyyxnx Ymwarz/ EUC?&quot;] -- EUC --&gt; u382[&quot;Dxkqyc: Yuyvpgoit Opdcyadddld Gpmdipgau&quot;"/>
+                      <wps:cNvPr id="116" name="&quot;Cc oipofbd xbox slgyyxnx Ymwarz/ EUC?&quot;] -- EUC --&gt; u382[&quot;Dxkqyc: Yuyvpgoit Opdcyadddld Gpmdipgau&quot;" descr="y381"/>
                       <wps:cNvSpPr/>
                       <wps:spPr>
                         <a:xfrm>
@@ -6768,7 +6768,7 @@
                       </wps:bodyPr>
                     </wps:wsp>
                     <wps:wsp>
-                      <wps:cNvPr id="117" name="u382"/>
+                      <wps:cNvPr id="117" name="u382" descr="u382"/>
                       <wps:cNvSpPr/>
                       <wps:spPr>
                         <a:xfrm>
@@ -6827,7 +6827,7 @@
                       </wps:bodyPr>
                     </wps:wsp>
                     <wps:wsp>
-                      <wps:cNvPr id="118" name="&quot;Yzrbh qqjwdrb&quot;"/>
+                      <wps:cNvPr id="118" name="&quot;Yzrbh qqjwdrb&quot;" descr="g383"/>
                       <wps:cNvSpPr/>
                       <wps:spPr>
                         <a:xfrm>
@@ -6886,7 +6886,7 @@
                       </wps:bodyPr>
                     </wps:wsp>
                     <wps:wsp>
-                      <wps:cNvPr id="119" name="&quot;Ywwwxcrp nsubgawlesd zzjwmp&quot;"/>
+                      <wps:cNvPr id="119" name="&quot;Ywwwxcrp nsubgawlesd zzjwmp&quot;" descr="m384"/>
                       <wps:cNvSpPr/>
                       <wps:spPr>
                         <a:xfrm>
@@ -6945,7 +6945,7 @@
                       </wps:bodyPr>
                     </wps:wsp>
                     <wps:wsp>
-                      <wps:cNvPr id="120" name="l386"/>
+                      <wps:cNvPr id="120" name="l386" descr="l386"/>
                       <wps:cNvSpPr/>
                       <wps:spPr>
                         <a:xfrm>
@@ -7004,7 +7004,7 @@
                       </wps:bodyPr>
                     </wps:wsp>
                     <wps:wsp>
-                      <wps:cNvPr id="121" name="&quot;Tkd: Lm Lmesd&quot;"/>
+                      <wps:cNvPr id="121" name="&quot;Tkd: Lm Lmesd&quot;" descr="j389"/>
                       <wps:cNvSpPr/>
                       <wps:spPr>
                         <a:xfrm>
@@ -7063,7 +7063,7 @@
                       </wps:bodyPr>
                     </wps:wsp>
                     <wps:wsp>
-                      <wps:cNvPr id="122" name="f84"/>
+                      <wps:cNvPr id="122" name="f84" descr="f84"/>
                       <wps:cNvSpPr/>
                       <wps:spPr>
                         <a:xfrm>
@@ -7122,7 +7122,7 @@
                       </wps:bodyPr>
                     </wps:wsp>
                     <wps:wsp>
-                      <wps:cNvPr id="123" name="&quot;Adjv elm:&lt;br&gt;Joeeolp = Mlmrab - Tvbjus&lt;br&gt;Hmwwchu = Tknugukv - Ccweuo&quot;"/>
+                      <wps:cNvPr id="123" name="&quot;Adjv elm:&lt;br&gt;Joeeolp = Mlmrab - Tvbjus&lt;br&gt;Hmwwchu = Tknugukv - Ccweuo&quot;" descr="d396"/>
                       <wps:cNvSpPr/>
                       <wps:spPr>
                         <a:xfrm>
@@ -7181,7 +7181,7 @@
                       </wps:bodyPr>
                     </wps:wsp>
                     <wps:wsp>
-                      <wps:cNvPr id="124" name="a391"/>
+                      <wps:cNvPr id="124" name="a391" descr="a391"/>
                       <wps:cNvSpPr/>
                       <wps:spPr>
                         <a:xfrm>
@@ -7240,7 +7240,7 @@
                       </wps:bodyPr>
                     </wps:wsp>
                     <wps:wsp>
-                      <wps:cNvPr id="125" name="j394"/>
+                      <wps:cNvPr id="125" name="j394" descr="j394"/>
                       <wps:cNvSpPr/>
                       <wps:spPr>
                         <a:xfrm>
@@ -7299,7 +7299,7 @@
                       </wps:bodyPr>
                     </wps:wsp>
                     <wps:wsp>
-                      <wps:cNvPr id="126" name="z61"/>
+                      <wps:cNvPr id="126" name="z61" descr="z61"/>
                       <wps:cNvSpPr/>
                       <wps:spPr>
                         <a:xfrm>
@@ -7358,7 +7358,7 @@
                       </wps:bodyPr>
                     </wps:wsp>
                     <wps:wsp>
-                      <wps:cNvPr id="127" name="k395"/>
+                      <wps:cNvPr id="127" name="k395" descr="k395"/>
                       <wps:cNvSpPr/>
                       <wps:spPr>
                         <a:xfrm>
@@ -7417,7 +7417,7 @@
                       </wps:bodyPr>
                     </wps:wsp>
                     <wps:wsp>
-                      <wps:cNvPr id="128" name="f347"/>
+                      <wps:cNvPr id="128" name="f347" descr="f347"/>
                       <wps:cNvSpPr/>
                       <wps:spPr>
                         <a:xfrm>
@@ -7476,7 +7476,7 @@
                       </wps:bodyPr>
                     </wps:wsp>
                     <wps:wsp>
-                      <wps:cNvPr id="129" name="&quot;Sknxqar:&lt;br&gt;(1) Kk vzphyremh = Ccweuo lbpe kcjvvzcc lkmzlp = gfaq 8 zmuminr ziia&lt;br&gt;(2) Kk vzphyremh = Mlmrab lbpe kcjvvzcc lkmzlp = gfaq 20 gfdsipy ziia&quot;"/>
+                      <wps:cNvPr id="129" name="&quot;Sknxqar:&lt;br&gt;(1) Kk vzphyremh = Ccweuo lbpe kcjvvzcc lkmzlp = gfaq 8 zmuminr ziia&lt;br&gt;(2) Kk vzphyremh = Mlmrab lbpe kcjvvzcc lkmzlp = gfaq 20 gfdsipy ziia&quot;" descr="d397"/>
                       <wps:cNvSpPr/>
                       <wps:spPr>
                         <a:xfrm>
@@ -7535,7 +7535,7 @@
                       </wps:bodyPr>
                     </wps:wsp>
                     <wps:wsp>
-                      <wps:cNvPr id="130" name="q356"/>
+                      <wps:cNvPr id="130" name="q356" descr="q356"/>
                       <wps:cNvSpPr/>
                       <wps:spPr>
                         <a:xfrm>
@@ -7594,7 +7594,7 @@
                       </wps:bodyPr>
                     </wps:wsp>
                     <wps:wsp>
-                      <wps:cNvPr id="131" name="&quot;Enkezp: EVUA ia piv srbi bmxfjgh yd piv bmxfjgh koyow (gfdsipy/ zmuminr)&quot;"/>
+                      <wps:cNvPr id="131" name="&quot;Enkezp: EVUA ia piv srbi bmxfjgh yd piv bmxfjgh koyow (gfdsipy/ zmuminr)&quot;" descr="n398"/>
                       <wps:cNvSpPr/>
                       <wps:spPr>
                         <a:xfrm>
@@ -7653,7 +7653,7 @@
                       </wps:bodyPr>
                     </wps:wsp>
                     <wps:wsp>
-                      <wps:cNvPr id="132" name="b399"/>
+                      <wps:cNvPr id="132" name="b399" descr="b399"/>
                       <wps:cNvSpPr/>
                       <wps:spPr>
                         <a:xfrm>
@@ -7712,7 +7712,7 @@
                       </wps:bodyPr>
                     </wps:wsp>
                     <wps:wsp>
-                      <wps:cNvPr id="133" name="AhsLautaslhga"/>
+                      <wps:cNvPr id="133" name="AhsLautaslhga" descr="AhsLautaslhga"/>
                       <wps:cNvSpPr/>
                       <wps:spPr>
                         <a:xfrm>
@@ -7771,7 +7771,7 @@
                       </wps:bodyPr>
                     </wps:wsp>
                     <wps:wsp>
-                      <wps:cNvPr id="134" name="&quot;Sqcn: bbyytsazizi hrpi fni ixiavrj&quot;"/>
+                      <wps:cNvPr id="134" name="&quot;Sqcn: bbyytsazizi hrpi fni ixiavrj&quot;" descr="z400"/>
                       <wps:cNvSpPr/>
                       <wps:spPr>
                         <a:xfrm>
@@ -7830,7 +7830,7 @@
                       </wps:bodyPr>
                     </wps:wsp>
                     <wps:wsp>
-                      <wps:cNvPr id="135" name="SmoIhnugzwwc"/>
+                      <wps:cNvPr id="135" name="SmoIhnugzwwc" descr="SmoIhnugzwwc"/>
                       <wps:cNvSpPr/>
                       <wps:spPr>
                         <a:xfrm>
@@ -7889,7 +7889,7 @@
                       </wps:bodyPr>
                     </wps:wsp>
                     <wps:wsp>
-                      <wps:cNvPr id="136" name="&quot;Rqpth Wdibjoa&quot;] &amp; n418[&quot;Gktfni&quot;] &amp; v419[&quot;Uwxuxhv Ueuy&quot;"/>
+                      <wps:cNvPr id="136" name="&quot;Rqpth Wdibjoa&quot;] &amp; n418[&quot;Gktfni&quot;] &amp; v419[&quot;Uwxuxhv Ueuy&quot;" descr="Zztk4Myvdy"/>
                       <wps:cNvSpPr/>
                       <wps:spPr>
                         <a:xfrm>
@@ -7948,7 +7948,7 @@
                       </wps:bodyPr>
                     </wps:wsp>
                     <wps:wsp>
-                      <wps:cNvPr id="137" name="VmpaEWum"/>
+                      <wps:cNvPr id="137" name="VmpaEWum" descr="VmpaEWum"/>
                       <wps:cNvSpPr/>
                       <wps:spPr>
                         <a:xfrm>
@@ -8007,7 +8007,7 @@
                       </wps:bodyPr>
                     </wps:wsp>
                     <wps:wsp>
-                      <wps:cNvPr id="138" name="&quot;Cc zzoio dnhbqwz &amp;gt;0 oqoh piv gfaq 7 ziia?&quot;"/>
+                      <wps:cNvPr id="138" name="&quot;Cc zzoio dnhbqwz &amp;gt;0 oqoh piv gfaq 7 ziia?&quot;" descr="t403"/>
                       <wps:cNvSpPr/>
                       <wps:spPr>
                         <a:xfrm>
@@ -8066,7 +8066,7 @@
                       </wps:bodyPr>
                     </wps:wsp>
                     <wps:wsp>
-                      <wps:cNvPr id="139" name="&quot;Kk vnk_nhoyq &amp;gt;10&quot;"/>
+                      <wps:cNvPr id="139" name="&quot;Kk vnk_nhoyq &amp;gt;10&quot;" descr="y404"/>
                       <wps:cNvSpPr/>
                       <wps:spPr>
                         <a:xfrm>
@@ -8125,7 +8125,7 @@
                       </wps:bodyPr>
                     </wps:wsp>
                     <wps:wsp>
-                      <wps:cNvPr id="140" name="&quot;🚨 WWKAE: Wdibjoa uayb ri ijmymkdgdi&quot;"/>
+                      <wps:cNvPr id="140" name="&quot;🚨 WWKAE: Wdibjoa uayb ri ijmymkdgdi&quot;" descr="o410"/>
                       <wps:cNvSpPr/>
                       <wps:spPr>
                         <a:xfrm>
@@ -8184,7 +8184,7 @@
                       </wps:bodyPr>
                     </wps:wsp>
                     <wps:wsp>
-                      <wps:cNvPr id="141" name="&quot;Tkd: Ayvifo Kyysvd&quot;"/>
+                      <wps:cNvPr id="141" name="&quot;Tkd: Ayvifo Kyysvd&quot;" descr="z411"/>
                       <wps:cNvSpPr/>
                       <wps:spPr>
                         <a:xfrm>
@@ -8243,7 +8243,7 @@
                       </wps:bodyPr>
                     </wps:wsp>
                     <wps:wsp>
-                      <wps:cNvPr id="142" name="h412"/>
+                      <wps:cNvPr id="142" name="h412" descr="h412"/>
                       <wps:cNvSpPr/>
                       <wps:spPr>
                         <a:xfrm>
@@ -8302,7 +8302,7 @@
                       </wps:bodyPr>
                     </wps:wsp>
                     <wps:wsp>
-                      <wps:cNvPr id="143" name="HhflhzxFOT"/>
+                      <wps:cNvPr id="143" name="HhflhzxFOT" descr="HhflhzxFOT"/>
                       <wps:cNvSpPr/>
                       <wps:spPr>
                         <a:xfrm>
@@ -8361,7 +8361,7 @@
                       </wps:bodyPr>
                     </wps:wsp>
                     <wps:wsp>
-                      <wps:cNvPr id="144" name="t2"/>
+                      <wps:cNvPr id="144" name="t2" descr="t2"/>
                       <wps:cNvSpPr/>
                       <wps:spPr>
                         <a:xfrm>
@@ -8420,7 +8420,7 @@
                       </wps:bodyPr>
                     </wps:wsp>
                     <wps:wsp>
-                      <wps:cNvPr id="145" name="t417"/>
+                      <wps:cNvPr id="145" name="t417" descr="t417"/>
                       <wps:cNvSpPr/>
                       <wps:spPr>
                         <a:xfrm>
@@ -8479,7 +8479,7 @@
                       </wps:bodyPr>
                     </wps:wsp>
                     <wps:wsp>
-                      <wps:cNvPr id="146" name="n418"/>
+                      <wps:cNvPr id="146" name="n418" descr="n418"/>
                       <wps:cNvSpPr/>
                       <wps:spPr>
                         <a:xfrm>
@@ -8538,7 +8538,7 @@
                       </wps:bodyPr>
                     </wps:wsp>
                     <wps:wsp>
-                      <wps:cNvPr id="147" name="v419"/>
+                      <wps:cNvPr id="147" name="v419" descr="v419"/>
                       <wps:cNvSpPr/>
                       <wps:spPr>
                         <a:xfrm>
@@ -8597,7 +8597,7 @@
                       </wps:bodyPr>
                     </wps:wsp>
                     <wps:wsp>
-                      <wps:cNvPr id="148" name="&quot;x&quot;"/>
+                      <wps:cNvPr id="148" name="&quot;x&quot;" descr="x"/>
                       <wps:cNvSpPr/>
                       <wps:spPr>
                         <a:xfrm>
@@ -8656,7 +8656,7 @@
                       </wps:bodyPr>
                     </wps:wsp>
                     <wps:wsp>
-                      <wps:cNvPr id="149" name="&quot;m&quot;"/>
+                      <wps:cNvPr id="149" name="&quot;m&quot;" descr="m"/>
                       <wps:cNvSpPr/>
                       <wps:spPr>
                         <a:xfrm>
@@ -8715,7 +8715,7 @@
                       </wps:bodyPr>
                     </wps:wsp>
                     <wps:wsp>
-                      <wps:cNvPr id="150" name="&quot; &quot;"/>
+                      <wps:cNvPr id="150" name="&quot; &quot;" descr="s194"/>
                       <wps:cNvSpPr/>
                       <wps:spPr>
                         <a:xfrm>
@@ -8774,7 +8774,7 @@
                       </wps:bodyPr>
                     </wps:wsp>
                     <wps:wsp>
-                      <wps:cNvPr id="151" name="&quot;&lt;br&gt;&quot;"/>
+                      <wps:cNvPr id="151" name="&quot;&lt;br&gt;&quot;" descr="m42"/>
                       <wps:cNvSpPr/>
                       <wps:spPr>
                         <a:xfrm>
@@ -8833,7 +8833,7 @@
                       </wps:bodyPr>
                     </wps:wsp>
                     <wps:wsp>
-                      <wps:cNvPr id="152" name="&quot;Xqwvx Nmhbgc&quot;"/>
+                      <wps:cNvPr id="152" name="&quot;Xqwvx Nmhbgc&quot;" descr="k43"/>
                       <wps:cNvSpPr/>
                       <wps:spPr>
                         <a:xfrm>
@@ -8892,7 +8892,7 @@
                       </wps:bodyPr>
                     </wps:wsp>
                     <wps:wsp>
-                      <wps:cNvPr id="153" name="&quot;Lsqenrfa dbaf&quot;"/>
+                      <wps:cNvPr id="153" name="&quot;Lsqenrfa dbaf&quot;" descr="x44"/>
                       <wps:cNvSpPr/>
                       <wps:spPr>
                         <a:xfrm>
@@ -8951,7 +8951,7 @@
                       </wps:bodyPr>
                     </wps:wsp>
                     <wps:wsp>
-                      <wps:cNvPr id="154" name="&quot;Adjv elm&lt;br&gt;&quot;"/>
+                      <wps:cNvPr id="154" name="&quot;Adjv elm&lt;br&gt;&quot;" descr="s46"/>
                       <wps:cNvSpPr/>
                       <wps:spPr>
                         <a:xfrm>
@@ -9010,7 +9010,7 @@
                       </wps:bodyPr>
                     </wps:wsp>
                     <wps:wsp>
-                      <wps:cNvPr id="155" name="&quot;Lmesd xtjt&quot;"/>
+                      <wps:cNvPr id="155" name="&quot;Lmesd xtjt&quot;" descr="u47"/>
                       <wps:cNvSpPr/>
                       <wps:spPr>
                         <a:xfrm>
@@ -9069,7 +9069,7 @@
                       </wps:bodyPr>
                     </wps:wsp>
                     <wps:wsp>
-                      <wps:cNvPr id="156" name="&quot;Viaj lse&quot;"/>
+                      <wps:cNvPr id="156" name="&quot;Viaj lse&quot;" descr="v48"/>
                       <wps:cNvSpPr/>
                       <wps:spPr>
                         <a:xfrm>
@@ -9128,7 +9128,7 @@
                       </wps:bodyPr>
                     </wps:wsp>
                     <wps:wsp>
-                      <wps:cNvPr id="157" name="&quot;Lm wqxay xtjt&quot;"/>
+                      <wps:cNvPr id="157" name="&quot;Lm wqxay xtjt&quot;" descr="r50"/>
                       <wps:cNvSpPr/>
                       <wps:spPr>
                         <a:xfrm>
@@ -9187,7 +9187,7 @@
                       </wps:bodyPr>
                     </wps:wsp>
                     <wps:wsp>
-                      <wps:cNvPr id="158" name="&quot;Zsj sd jbhodm&quot;"/>
+                      <wps:cNvPr id="158" name="&quot;Zsj sd jbhodm&quot;" descr="w52"/>
                       <wps:cNvSpPr/>
                       <wps:spPr>
                         <a:xfrm>
@@ -9246,7 +9246,7 @@
                       </wps:bodyPr>
                     </wps:wsp>
                     <wps:wsp>
-                      <wps:cNvPr id="159" name="&quot;Adjv lagbfh&quot;"/>
+                      <wps:cNvPr id="159" name="&quot;Adjv lagbfh&quot;" descr="v59"/>
                       <wps:cNvSpPr/>
                       <wps:spPr>
                         <a:xfrm>
@@ -9305,7 +9305,7 @@
                       </wps:bodyPr>
                     </wps:wsp>
                     <wps:wsp>
-                      <wps:cNvPr id="160" name="&quot; &quot;"/>
+                      <wps:cNvPr id="160" name="&quot; &quot;" descr="e195"/>
                       <wps:cNvSpPr/>
                       <wps:spPr>
                         <a:xfrm>
@@ -9364,7 +9364,7 @@
                       </wps:bodyPr>
                     </wps:wsp>
                     <wps:wsp>
-                      <wps:cNvPr id="161" name="&quot; &quot;"/>
+                      <wps:cNvPr id="161" name="&quot; &quot;" descr="p196"/>
                       <wps:cNvSpPr/>
                       <wps:spPr>
                         <a:xfrm>
@@ -9423,7 +9423,7 @@
                       </wps:bodyPr>
                     </wps:wsp>
                     <wps:wsp>
-                      <wps:cNvPr id="162" name="&quot; &quot;"/>
+                      <wps:cNvPr id="162" name="&quot; &quot;" descr="p263"/>
                       <wps:cNvSpPr/>
                       <wps:spPr>
                         <a:xfrm>
@@ -9482,7 +9482,7 @@
                       </wps:bodyPr>
                     </wps:wsp>
                     <wps:wsp>
-                      <wps:cNvPr id="163" name="&quot; &quot;"/>
+                      <wps:cNvPr id="163" name="&quot; &quot;" descr="z311"/>
                       <wps:cNvSpPr/>
                       <wps:spPr>
                         <a:xfrm>
@@ -9541,7 +9541,7 @@
                       </wps:bodyPr>
                     </wps:wsp>
                     <wps:wsp>
-                      <wps:cNvPr id="164" name="&quot; &quot;"/>
+                      <wps:cNvPr id="164" name="&quot; &quot;" descr="q312"/>
                       <wps:cNvSpPr/>
                       <wps:spPr>
                         <a:xfrm>
@@ -9600,7 +9600,7 @@
                       </wps:bodyPr>
                     </wps:wsp>
                     <wps:wsp>
-                      <wps:cNvPr id="165" name="&quot; &quot;"/>
+                      <wps:cNvPr id="165" name="&quot; &quot;" descr="b370"/>
                       <wps:cNvSpPr/>
                       <wps:spPr>
                         <a:xfrm>
@@ -9659,7 +9659,7 @@
                       </wps:bodyPr>
                     </wps:wsp>
                     <wps:wsp>
-                      <wps:cNvPr id="166" name="&quot; &quot;"/>
+                      <wps:cNvPr id="166" name="&quot; &quot;" descr="c371"/>
                       <wps:cNvSpPr/>
                       <wps:spPr>
                         <a:xfrm>
@@ -9718,7 +9718,7 @@
                       </wps:bodyPr>
                     </wps:wsp>
                     <wps:wsp>
-                      <wps:cNvPr id="167" name="Connector"/>
+                      <wps:cNvPr id="167" name="Ogxs1--AmecsZwnbln1"/>
                       <wps:cNvCnPr>
                         <a:stCxn id="3" idx="2"/>
                         <a:endCxn id="4" idx="0"/>
@@ -9756,7 +9756,7 @@
                       <wps:bodyPr/>
                     </wps:wsp>
                     <wps:wsp>
-                      <wps:cNvPr id="168" name="Connector"/>
+                      <wps:cNvPr id="168" name="Gkxqo1--Sdb1"/>
                       <wps:cNvCnPr>
                         <a:stCxn id="5" idx="2"/>
                         <a:endCxn id="6" idx="0"/>
@@ -9794,7 +9794,7 @@
                       <wps:bodyPr/>
                     </wps:wsp>
                     <wps:wsp>
-                      <wps:cNvPr id="169" name="Connector"/>
+                      <wps:cNvPr id="169" name="Zjno2--XdekZGR"/>
                       <wps:cNvCnPr>
                         <a:stCxn id="7" idx="2"/>
                         <a:endCxn id="8" idx="0"/>
@@ -9832,7 +9832,7 @@
                       <wps:bodyPr/>
                     </wps:wsp>
                     <wps:wsp>
-                      <wps:cNvPr id="170" name="Connector"/>
+                      <wps:cNvPr id="170" name="SpnZucy--JzfQtt"/>
                       <wps:cNvCnPr>
                         <a:stCxn id="9" idx="2"/>
                         <a:endCxn id="10" idx="0"/>
@@ -9870,7 +9870,7 @@
                       <wps:bodyPr/>
                     </wps:wsp>
                     <wps:wsp>
-                      <wps:cNvPr id="171" name="Connector"/>
+                      <wps:cNvPr id="171" name="BgWtpunob--Exb3"/>
                       <wps:cNvCnPr>
                         <a:stCxn id="11" idx="2"/>
                         <a:endCxn id="12" idx="0"/>
@@ -9908,7 +9908,7 @@
                       <wps:bodyPr/>
                     </wps:wsp>
                     <wps:wsp>
-                      <wps:cNvPr id="172" name="Connector"/>
+                      <wps:cNvPr id="172" name="IsexlqaagglRdyk--Rmos5"/>
                       <wps:cNvCnPr>
                         <a:stCxn id="13" idx="2"/>
                         <a:endCxn id="14" idx="0"/>
@@ -9946,7 +9946,7 @@
                       <wps:bodyPr/>
                     </wps:wsp>
                     <wps:wsp>
-                      <wps:cNvPr id="173" name="Connector"/>
+                      <wps:cNvPr id="173" name="XdekZGR--WrxtiZanqbj"/>
                       <wps:cNvCnPr>
                         <a:stCxn id="8" idx="2"/>
                         <a:endCxn id="15" idx="0"/>
@@ -9984,7 +9984,7 @@
                       <wps:bodyPr/>
                     </wps:wsp>
                     <wps:wsp>
-                      <wps:cNvPr id="174" name="Connector"/>
+                      <wps:cNvPr id="174" name="JzfQtt--DmndaSpxbe"/>
                       <wps:cNvCnPr>
                         <a:stCxn id="10" idx="2"/>
                         <a:endCxn id="16" idx="0"/>
@@ -10022,7 +10022,7 @@
                       <wps:bodyPr/>
                     </wps:wsp>
                     <wps:wsp>
-                      <wps:cNvPr id="175" name="Connector"/>
+                      <wps:cNvPr id="175" name="m7--Ogxs1"/>
                       <wps:cNvCnPr>
                         <a:stCxn id="17" idx="2"/>
                         <a:endCxn id="3" idx="0"/>
@@ -10060,7 +10060,7 @@
                       <wps:bodyPr/>
                     </wps:wsp>
                     <wps:wsp>
-                      <wps:cNvPr id="176" name="Connector"/>
+                      <wps:cNvPr id="176" name="o9--z3"/>
                       <wps:cNvCnPr>
                         <a:stCxn id="18" idx="2"/>
                         <a:endCxn id="19" idx="0"/>
@@ -10098,7 +10098,7 @@
                       <wps:bodyPr/>
                     </wps:wsp>
                     <wps:wsp>
-                      <wps:cNvPr id="177" name="Connector"/>
+                      <wps:cNvPr id="177" name="k18--q19"/>
                       <wps:cNvCnPr>
                         <a:stCxn id="20" idx="2"/>
                         <a:endCxn id="21" idx="0"/>
@@ -10136,7 +10136,7 @@
                       <wps:bodyPr/>
                     </wps:wsp>
                     <wps:wsp>
-                      <wps:cNvPr id="178" name="Connector"/>
+                      <wps:cNvPr id="178" name="p27--l29"/>
                       <wps:cNvCnPr>
                         <a:stCxn id="22" idx="2"/>
                         <a:endCxn id="23" idx="0"/>
@@ -10174,7 +10174,7 @@
                       <wps:bodyPr/>
                     </wps:wsp>
                     <wps:wsp>
-                      <wps:cNvPr id="179" name="Connector"/>
+                      <wps:cNvPr id="179" name="QvyiqhlJnpswxjk--b30"/>
                       <wps:cNvCnPr>
                         <a:stCxn id="24" idx="2"/>
                         <a:endCxn id="25" idx="0"/>
@@ -10212,7 +10212,7 @@
                       <wps:bodyPr/>
                     </wps:wsp>
                     <wps:wsp>
-                      <wps:cNvPr id="180" name="Connector"/>
+                      <wps:cNvPr id="180" name="ZlmjezYyo--v17"/>
                       <wps:cNvCnPr>
                         <a:stCxn id="26" idx="2"/>
                         <a:endCxn id="27" idx="0"/>
@@ -10250,7 +10250,7 @@
                       <wps:bodyPr/>
                     </wps:wsp>
                     <wps:wsp>
-                      <wps:cNvPr id="181" name="Connector"/>
+                      <wps:cNvPr id="181" name="f36--Knb2"/>
                       <wps:cNvCnPr>
                         <a:stCxn id="28" idx="2"/>
                         <a:endCxn id="29" idx="0"/>
@@ -10288,7 +10288,7 @@
                       <wps:bodyPr/>
                     </wps:wsp>
                     <wps:wsp>
-                      <wps:cNvPr id="182" name="Connector"/>
+                      <wps:cNvPr id="182" name="l37--ZlmjezYyo"/>
                       <wps:cNvCnPr>
                         <a:stCxn id="30" idx="2"/>
                         <a:endCxn id="26" idx="0"/>
@@ -10326,7 +10326,7 @@
                       <wps:bodyPr/>
                     </wps:wsp>
                     <wps:wsp>
-                      <wps:cNvPr id="183" name="Connector"/>
+                      <wps:cNvPr id="183" name="y39--Bmn5"/>
                       <wps:cNvCnPr>
                         <a:stCxn id="31" idx="2"/>
                         <a:endCxn id="32" idx="0"/>
@@ -10364,7 +10364,7 @@
                       <wps:bodyPr/>
                     </wps:wsp>
                     <wps:wsp>
-                      <wps:cNvPr id="184" name="Connector"/>
+                      <wps:cNvPr id="184" name="t40--e25"/>
                       <wps:cNvCnPr>
                         <a:stCxn id="33" idx="2"/>
                         <a:endCxn id="34" idx="0"/>
@@ -10402,7 +10402,7 @@
                       <wps:bodyPr/>
                     </wps:wsp>
                     <wps:wsp>
-                      <wps:cNvPr id="185" name="Connector"/>
+                      <wps:cNvPr id="185" name="e25--Jgc6"/>
                       <wps:cNvCnPr>
                         <a:stCxn id="34" idx="2"/>
                         <a:endCxn id="35" idx="0"/>
@@ -10440,7 +10440,7 @@
                       <wps:bodyPr/>
                     </wps:wsp>
                     <wps:wsp>
-                      <wps:cNvPr id="186" name="Connector"/>
+                      <wps:cNvPr id="186" name="i51--p27"/>
                       <wps:cNvCnPr>
                         <a:stCxn id="36" idx="2"/>
                         <a:endCxn id="22" idx="0"/>
@@ -10478,7 +10478,7 @@
                       <wps:bodyPr/>
                     </wps:wsp>
                     <wps:wsp>
-                      <wps:cNvPr id="187" name="Connector"/>
+                      <wps:cNvPr id="187" name="f56--QbfpbzxFcy"/>
                       <wps:cNvCnPr>
                         <a:stCxn id="37" idx="2"/>
                         <a:endCxn id="38" idx="0"/>
@@ -10516,7 +10516,7 @@
                       <wps:bodyPr/>
                     </wps:wsp>
                     <wps:wsp>
-                      <wps:cNvPr id="188" name="Connector"/>
+                      <wps:cNvPr id="188" name="c65--p78"/>
                       <wps:cNvCnPr>
                         <a:stCxn id="39" idx="1"/>
                         <a:endCxn id="40" idx="3"/>
@@ -10554,7 +10554,7 @@
                       <wps:bodyPr/>
                     </wps:wsp>
                     <wps:wsp>
-                      <wps:cNvPr id="189" name="Connector"/>
+                      <wps:cNvPr id="189" name="o73--p78"/>
                       <wps:cNvCnPr>
                         <a:stCxn id="41" idx="2"/>
                         <a:endCxn id="40" idx="0"/>
@@ -10592,7 +10592,7 @@
                       <wps:bodyPr/>
                     </wps:wsp>
                     <wps:wsp>
-                      <wps:cNvPr id="190" name="Connector"/>
+                      <wps:cNvPr id="190" name="g75--p78"/>
                       <wps:cNvCnPr>
                         <a:stCxn id="42" idx="3"/>
                         <a:endCxn id="40" idx="1"/>
@@ -10630,7 +10630,7 @@
                       <wps:bodyPr/>
                     </wps:wsp>
                     <wps:wsp>
-                      <wps:cNvPr id="191" name="Connector"/>
+                      <wps:cNvPr id="191" name="z85--a88"/>
                       <wps:cNvCnPr>
                         <a:stCxn id="43" idx="2"/>
                         <a:endCxn id="44" idx="0"/>
@@ -10668,7 +10668,7 @@
                       <wps:bodyPr/>
                     </wps:wsp>
                     <wps:wsp>
-                      <wps:cNvPr id="192" name="Connector"/>
+                      <wps:cNvPr id="192" name="a88--f89"/>
                       <wps:cNvCnPr>
                         <a:stCxn id="44" idx="2"/>
                         <a:endCxn id="45" idx="0"/>
@@ -10706,7 +10706,7 @@
                       <wps:bodyPr/>
                     </wps:wsp>
                     <wps:wsp>
-                      <wps:cNvPr id="193" name="Connector"/>
+                      <wps:cNvPr id="193" name="t58--d100"/>
                       <wps:cNvCnPr>
                         <a:stCxn id="46" idx="2"/>
                         <a:endCxn id="47" idx="0"/>
@@ -10744,7 +10744,7 @@
                       <wps:bodyPr/>
                     </wps:wsp>
                     <wps:wsp>
-                      <wps:cNvPr id="194" name="Connector"/>
+                      <wps:cNvPr id="194" name="v146--a148"/>
                       <wps:cNvCnPr>
                         <a:stCxn id="49" idx="2"/>
                         <a:endCxn id="50" idx="0"/>
@@ -10782,7 +10782,7 @@
                       <wps:bodyPr/>
                     </wps:wsp>
                     <wps:wsp>
-                      <wps:cNvPr id="195" name="Connector"/>
+                      <wps:cNvPr id="195" name="b158--i159"/>
                       <wps:cNvCnPr>
                         <a:stCxn id="51" idx="2"/>
                         <a:endCxn id="52" idx="0"/>
@@ -10820,7 +10820,7 @@
                       <wps:bodyPr/>
                     </wps:wsp>
                     <wps:wsp>
-                      <wps:cNvPr id="196" name="Connector"/>
+                      <wps:cNvPr id="196" name="h161--b158"/>
                       <wps:cNvCnPr>
                         <a:stCxn id="53" idx="2"/>
                         <a:endCxn id="51" idx="0"/>
@@ -10858,7 +10858,7 @@
                       <wps:bodyPr/>
                     </wps:wsp>
                     <wps:wsp>
-                      <wps:cNvPr id="197" name="Connector"/>
+                      <wps:cNvPr id="197" name="f164--s160"/>
                       <wps:cNvCnPr>
                         <a:stCxn id="54" idx="2"/>
                         <a:endCxn id="55" idx="0"/>
@@ -10896,7 +10896,7 @@
                       <wps:bodyPr/>
                     </wps:wsp>
                     <wps:wsp>
-                      <wps:cNvPr id="198" name="Connector"/>
+                      <wps:cNvPr id="198" name="e86--b167"/>
                       <wps:cNvCnPr>
                         <a:stCxn id="56" idx="2"/>
                         <a:endCxn id="57" idx="0"/>
@@ -10934,7 +10934,7 @@
                       <wps:bodyPr/>
                     </wps:wsp>
                     <wps:wsp>
-                      <wps:cNvPr id="199" name="Connector"/>
+                      <wps:cNvPr id="199" name="q189--q190"/>
                       <wps:cNvCnPr>
                         <a:stCxn id="58" idx="2"/>
                         <a:endCxn id="59" idx="0"/>
@@ -10972,7 +10972,7 @@
                       <wps:bodyPr/>
                     </wps:wsp>
                     <wps:wsp>
-                      <wps:cNvPr id="200" name="Connector"/>
+                      <wps:cNvPr id="200" name="f251--t133"/>
                       <wps:cNvCnPr>
                         <a:stCxn id="60" idx="2"/>
                         <a:endCxn id="61" idx="0"/>
@@ -11010,7 +11010,7 @@
                       <wps:bodyPr/>
                     </wps:wsp>
                     <wps:wsp>
-                      <wps:cNvPr id="201" name="Connector"/>
+                      <wps:cNvPr id="201" name="e252--r253"/>
                       <wps:cNvCnPr>
                         <a:stCxn id="62" idx="2"/>
                         <a:endCxn id="63" idx="0"/>
@@ -11048,7 +11048,7 @@
                       <wps:bodyPr/>
                     </wps:wsp>
                     <wps:wsp>
-                      <wps:cNvPr id="202" name="Connector"/>
+                      <wps:cNvPr id="202" name="s256--d257"/>
                       <wps:cNvCnPr>
                         <a:stCxn id="64" idx="2"/>
                         <a:endCxn id="65" idx="0"/>
@@ -11086,7 +11086,7 @@
                       <wps:bodyPr/>
                     </wps:wsp>
                     <wps:wsp>
-                      <wps:cNvPr id="203" name="Connector"/>
+                      <wps:cNvPr id="203" name="e259--e86"/>
                       <wps:cNvCnPr>
                         <a:stCxn id="66" idx="2"/>
                         <a:endCxn id="56" idx="0"/>
@@ -11124,7 +11124,7 @@
                       <wps:bodyPr/>
                     </wps:wsp>
                     <wps:wsp>
-                      <wps:cNvPr id="204" name="Connector"/>
+                      <wps:cNvPr id="204" name="j271--b272"/>
                       <wps:cNvCnPr>
                         <a:stCxn id="67" idx="2"/>
                         <a:endCxn id="68" idx="0"/>
@@ -11162,7 +11162,7 @@
                       <wps:bodyPr/>
                     </wps:wsp>
                     <wps:wsp>
-                      <wps:cNvPr id="205" name="Connector"/>
+                      <wps:cNvPr id="205" name="b272--t275"/>
                       <wps:cNvCnPr>
                         <a:stCxn id="68" idx="2"/>
                         <a:endCxn id="69" idx="0"/>
@@ -11200,7 +11200,7 @@
                       <wps:bodyPr/>
                     </wps:wsp>
                     <wps:wsp>
-                      <wps:cNvPr id="206" name="Connector"/>
+                      <wps:cNvPr id="206" name="p281--e282"/>
                       <wps:cNvCnPr>
                         <a:stCxn id="70" idx="2"/>
                         <a:endCxn id="71" idx="0"/>
@@ -11238,7 +11238,7 @@
                       <wps:bodyPr/>
                     </wps:wsp>
                     <wps:wsp>
-                      <wps:cNvPr id="207" name="Connector"/>
+                      <wps:cNvPr id="207" name="j284--p281"/>
                       <wps:cNvCnPr>
                         <a:stCxn id="72" idx="2"/>
                         <a:endCxn id="70" idx="0"/>
@@ -11276,7 +11276,7 @@
                       <wps:bodyPr/>
                     </wps:wsp>
                     <wps:wsp>
-                      <wps:cNvPr id="208" name="Connector"/>
+                      <wps:cNvPr id="208" name="l288--s283"/>
                       <wps:cNvCnPr>
                         <a:stCxn id="73" idx="2"/>
                         <a:endCxn id="74" idx="0"/>
@@ -11314,7 +11314,7 @@
                       <wps:bodyPr/>
                     </wps:wsp>
                     <wps:wsp>
-                      <wps:cNvPr id="209" name="Connector"/>
+                      <wps:cNvPr id="209" name="d289--y290"/>
                       <wps:cNvCnPr>
                         <a:stCxn id="75" idx="2"/>
                         <a:endCxn id="76" idx="0"/>
@@ -11352,7 +11352,7 @@
                       <wps:bodyPr/>
                     </wps:wsp>
                     <wps:wsp>
-                      <wps:cNvPr id="210" name="Connector"/>
+                      <wps:cNvPr id="210" name="b301--n302"/>
                       <wps:cNvCnPr>
                         <a:stCxn id="77" idx="2"/>
                         <a:endCxn id="78" idx="0"/>
@@ -11390,7 +11390,7 @@
                       <wps:bodyPr/>
                     </wps:wsp>
                     <wps:wsp>
-                      <wps:cNvPr id="211" name="Connector"/>
+                      <wps:cNvPr id="211" name="n309--j310"/>
                       <wps:cNvCnPr>
                         <a:stCxn id="79" idx="2"/>
                         <a:endCxn id="80" idx="0"/>
@@ -11428,7 +11428,7 @@
                       <wps:bodyPr/>
                     </wps:wsp>
                     <wps:wsp>
-                      <wps:cNvPr id="212" name="Connector"/>
+                      <wps:cNvPr id="212" name="c274--d289"/>
                       <wps:cNvCnPr>
                         <a:stCxn id="81" idx="2"/>
                         <a:endCxn id="75" idx="0"/>
@@ -11466,7 +11466,7 @@
                       <wps:bodyPr/>
                     </wps:wsp>
                     <wps:wsp>
-                      <wps:cNvPr id="213" name="Connector"/>
+                      <wps:cNvPr id="213" name="t262--k313"/>
                       <wps:cNvCnPr>
                         <a:stCxn id="82" idx="2"/>
                         <a:endCxn id="83" idx="0"/>
@@ -11504,7 +11504,7 @@
                       <wps:bodyPr/>
                     </wps:wsp>
                     <wps:wsp>
-                      <wps:cNvPr id="214" name="Connector"/>
+                      <wps:cNvPr id="214" name="j319--u320"/>
                       <wps:cNvCnPr>
                         <a:stCxn id="84" idx="2"/>
                         <a:endCxn id="85" idx="0"/>
@@ -11542,7 +11542,7 @@
                       <wps:bodyPr/>
                     </wps:wsp>
                     <wps:wsp>
-                      <wps:cNvPr id="215" name="Connector"/>
+                      <wps:cNvPr id="215" name="m322--i333"/>
                       <wps:cNvCnPr>
                         <a:stCxn id="86" idx="2"/>
                         <a:endCxn id="87" idx="0"/>
@@ -11580,7 +11580,7 @@
                       <wps:bodyPr/>
                     </wps:wsp>
                     <wps:wsp>
-                      <wps:cNvPr id="216" name="Connector"/>
+                      <wps:cNvPr id="216" name="y341--w342"/>
                       <wps:cNvCnPr>
                         <a:stCxn id="88" idx="2"/>
                         <a:endCxn id="89" idx="0"/>
@@ -11618,7 +11618,7 @@
                       <wps:bodyPr/>
                     </wps:wsp>
                     <wps:wsp>
-                      <wps:cNvPr id="217" name="Connector"/>
+                      <wps:cNvPr id="217" name="e336--s138"/>
                       <wps:cNvCnPr>
                         <a:stCxn id="90" idx="2"/>
                         <a:endCxn id="91" idx="0"/>
@@ -11656,7 +11656,7 @@
                       <wps:bodyPr/>
                     </wps:wsp>
                     <wps:wsp>
-                      <wps:cNvPr id="218" name="Connector"/>
+                      <wps:cNvPr id="218" name="n335--s138"/>
                       <wps:cNvCnPr>
                         <a:stCxn id="92" idx="2"/>
                         <a:endCxn id="91" idx="0"/>
@@ -11694,7 +11694,7 @@
                       <wps:bodyPr/>
                     </wps:wsp>
                     <wps:wsp>
-                      <wps:cNvPr id="219" name="Connector"/>
+                      <wps:cNvPr id="219" name="g350--y351"/>
                       <wps:cNvCnPr>
                         <a:stCxn id="93" idx="2"/>
                         <a:endCxn id="94" idx="0"/>
@@ -11732,7 +11732,7 @@
                       <wps:bodyPr/>
                     </wps:wsp>
                     <wps:wsp>
-                      <wps:cNvPr id="220" name="Connector"/>
+                      <wps:cNvPr id="220" name="i353--t354"/>
                       <wps:cNvCnPr>
                         <a:stCxn id="95" idx="2"/>
                         <a:endCxn id="96" idx="0"/>
@@ -11770,7 +11770,7 @@
                       <wps:bodyPr/>
                     </wps:wsp>
                     <wps:wsp>
-                      <wps:cNvPr id="221" name="Connector"/>
+                      <wps:cNvPr id="221" name="t354--m355"/>
                       <wps:cNvCnPr>
                         <a:stCxn id="96" idx="2"/>
                         <a:endCxn id="97" idx="0"/>
@@ -11808,7 +11808,7 @@
                       <wps:bodyPr/>
                     </wps:wsp>
                     <wps:wsp>
-                      <wps:cNvPr id="222" name="Connector"/>
+                      <wps:cNvPr id="222" name="z357--c358"/>
                       <wps:cNvCnPr>
                         <a:stCxn id="98" idx="2"/>
                         <a:endCxn id="99" idx="0"/>
@@ -11846,7 +11846,7 @@
                       <wps:bodyPr/>
                     </wps:wsp>
                     <wps:wsp>
-                      <wps:cNvPr id="223" name="Connector"/>
+                      <wps:cNvPr id="223" name="b363--c364"/>
                       <wps:cNvCnPr>
                         <a:stCxn id="100" idx="2"/>
                         <a:endCxn id="101" idx="0"/>
@@ -11884,7 +11884,7 @@
                       <wps:bodyPr/>
                     </wps:wsp>
                     <wps:wsp>
-                      <wps:cNvPr id="224" name="Connector"/>
+                      <wps:cNvPr id="224" name="c361--x365"/>
                       <wps:cNvCnPr>
                         <a:stCxn id="102" idx="2"/>
                         <a:endCxn id="103" idx="0"/>
@@ -11922,7 +11922,7 @@
                       <wps:bodyPr/>
                     </wps:wsp>
                     <wps:wsp>
-                      <wps:cNvPr id="225" name="Connector"/>
+                      <wps:cNvPr id="225" name="w360--x365"/>
                       <wps:cNvCnPr>
                         <a:stCxn id="104" idx="2"/>
                         <a:endCxn id="103" idx="0"/>
@@ -11960,7 +11960,7 @@
                       <wps:bodyPr/>
                     </wps:wsp>
                     <wps:wsp>
-                      <wps:cNvPr id="226" name="Connector"/>
+                      <wps:cNvPr id="226" name="x365--e348"/>
                       <wps:cNvCnPr>
                         <a:stCxn id="103" idx="2"/>
                         <a:endCxn id="105" idx="0"/>
@@ -11998,7 +11998,7 @@
                       <wps:bodyPr/>
                     </wps:wsp>
                     <wps:wsp>
-                      <wps:cNvPr id="227" name="Connector"/>
+                      <wps:cNvPr id="227" name="i352--q366"/>
                       <wps:cNvCnPr>
                         <a:stCxn id="106" idx="2"/>
                         <a:endCxn id="107" idx="0"/>
@@ -12036,7 +12036,7 @@
                       <wps:bodyPr/>
                     </wps:wsp>
                     <wps:wsp>
-                      <wps:cNvPr id="228" name="Connector"/>
+                      <wps:cNvPr id="228" name="q366--u64"/>
                       <wps:cNvCnPr>
                         <a:stCxn id="107" idx="2"/>
                         <a:endCxn id="108" idx="0"/>
@@ -12074,7 +12074,7 @@
                       <wps:bodyPr/>
                     </wps:wsp>
                     <wps:wsp>
-                      <wps:cNvPr id="229" name="Connector"/>
+                      <wps:cNvPr id="229" name="s138--a139"/>
                       <wps:cNvCnPr>
                         <a:stCxn id="91" idx="2"/>
                         <a:endCxn id="109" idx="0"/>
@@ -12112,7 +12112,7 @@
                       <wps:bodyPr/>
                     </wps:wsp>
                     <wps:wsp>
-                      <wps:cNvPr id="230" name="Connector"/>
+                      <wps:cNvPr id="230" name="q270--s372"/>
                       <wps:cNvCnPr>
                         <a:stCxn id="110" idx="2"/>
                         <a:endCxn id="111" idx="0"/>
@@ -12150,7 +12150,7 @@
                       <wps:bodyPr/>
                     </wps:wsp>
                     <wps:wsp>
-                      <wps:cNvPr id="231" name="Connector"/>
+                      <wps:cNvPr id="231" name="z374--m375"/>
                       <wps:cNvCnPr>
                         <a:stCxn id="112" idx="2"/>
                         <a:endCxn id="113" idx="0"/>
@@ -12188,7 +12188,7 @@
                       <wps:bodyPr/>
                     </wps:wsp>
                     <wps:wsp>
-                      <wps:cNvPr id="232" name="Connector"/>
+                      <wps:cNvPr id="232" name="s378--f379"/>
                       <wps:cNvCnPr>
                         <a:stCxn id="114" idx="2"/>
                         <a:endCxn id="115" idx="0"/>
@@ -12226,7 +12226,7 @@
                       <wps:bodyPr/>
                     </wps:wsp>
                     <wps:wsp>
-                      <wps:cNvPr id="233" name="Connector"/>
+                      <wps:cNvPr id="233" name="u382--g383"/>
                       <wps:cNvCnPr>
                         <a:stCxn id="117" idx="2"/>
                         <a:endCxn id="118" idx="0"/>
@@ -12264,7 +12264,7 @@
                       <wps:bodyPr/>
                     </wps:wsp>
                     <wps:wsp>
-                      <wps:cNvPr id="234" name="Connector"/>
+                      <wps:cNvPr id="234" name="g383--m384"/>
                       <wps:cNvCnPr>
                         <a:stCxn id="118" idx="2"/>
                         <a:endCxn id="119" idx="0"/>
@@ -12302,7 +12302,7 @@
                       <wps:bodyPr/>
                     </wps:wsp>
                     <wps:wsp>
-                      <wps:cNvPr id="235" name="Connector"/>
+                      <wps:cNvPr id="235" name="l386--j389"/>
                       <wps:cNvCnPr>
                         <a:stCxn id="120" idx="2"/>
                         <a:endCxn id="121" idx="0"/>
@@ -12340,7 +12340,7 @@
                       <wps:bodyPr/>
                     </wps:wsp>
                     <wps:wsp>
-                      <wps:cNvPr id="236" name="Connector"/>
+                      <wps:cNvPr id="236" name="f84--y381"/>
                       <wps:cNvCnPr>
                         <a:stCxn id="122" idx="2"/>
                         <a:endCxn id="116" idx="0"/>
@@ -12378,7 +12378,7 @@
                       <wps:bodyPr/>
                     </wps:wsp>
                     <wps:wsp>
-                      <wps:cNvPr id="237" name="Connector"/>
+                      <wps:cNvPr id="237" name="d396--a391"/>
                       <wps:cNvCnPr>
                         <a:stCxn id="123" idx="2"/>
                         <a:endCxn id="124" idx="0"/>
@@ -12416,7 +12416,7 @@
                       <wps:bodyPr/>
                     </wps:wsp>
                     <wps:wsp>
-                      <wps:cNvPr id="238" name="Connector"/>
+                      <wps:cNvPr id="238" name="j394--z61"/>
                       <wps:cNvCnPr>
                         <a:stCxn id="125" idx="2"/>
                         <a:endCxn id="126" idx="0"/>
@@ -12454,7 +12454,7 @@
                       <wps:bodyPr/>
                     </wps:wsp>
                     <wps:wsp>
-                      <wps:cNvPr id="239" name="Connector"/>
+                      <wps:cNvPr id="239" name="k395--z61"/>
                       <wps:cNvCnPr>
                         <a:stCxn id="127" idx="2"/>
                         <a:endCxn id="126" idx="0"/>
@@ -12492,7 +12492,7 @@
                       <wps:bodyPr/>
                     </wps:wsp>
                     <wps:wsp>
-                      <wps:cNvPr id="240" name="Connector"/>
+                      <wps:cNvPr id="240" name="d100--d396"/>
                       <wps:cNvCnPr>
                         <a:stCxn id="47" idx="2"/>
                         <a:endCxn id="123" idx="0"/>
@@ -12530,7 +12530,7 @@
                       <wps:bodyPr/>
                     </wps:wsp>
                     <wps:wsp>
-                      <wps:cNvPr id="241" name="Connector"/>
+                      <wps:cNvPr id="241" name="f347--d397"/>
                       <wps:cNvCnPr>
                         <a:stCxn id="128" idx="2"/>
                         <a:endCxn id="129" idx="0"/>
@@ -12568,7 +12568,7 @@
                       <wps:bodyPr/>
                     </wps:wsp>
                     <wps:wsp>
-                      <wps:cNvPr id="242" name="Connector"/>
+                      <wps:cNvPr id="242" name="q356--n398"/>
                       <wps:cNvCnPr>
                         <a:stCxn id="130" idx="2"/>
                         <a:endCxn id="131" idx="0"/>
@@ -12606,7 +12606,7 @@
                       <wps:bodyPr/>
                     </wps:wsp>
                     <wps:wsp>
-                      <wps:cNvPr id="243" name="Connector"/>
+                      <wps:cNvPr id="243" name="n398--z357"/>
                       <wps:cNvCnPr>
                         <a:stCxn id="131" idx="2"/>
                         <a:endCxn id="98" idx="0"/>
@@ -12644,7 +12644,7 @@
                       <wps:bodyPr/>
                     </wps:wsp>
                     <wps:wsp>
-                      <wps:cNvPr id="244" name="Connector"/>
+                      <wps:cNvPr id="244" name="b399--m322"/>
                       <wps:cNvCnPr>
                         <a:stCxn id="132" idx="2"/>
                         <a:endCxn id="86" idx="0"/>
@@ -12682,7 +12682,7 @@
                       <wps:bodyPr/>
                     </wps:wsp>
                     <wps:wsp>
-                      <wps:cNvPr id="245" name="Connector"/>
+                      <wps:cNvPr id="245" name="AhsLautaslhga--z400"/>
                       <wps:cNvCnPr>
                         <a:stCxn id="133" idx="2"/>
                         <a:endCxn id="134" idx="0"/>
@@ -12720,7 +12720,7 @@
                       <wps:bodyPr/>
                     </wps:wsp>
                     <wps:wsp>
-                      <wps:cNvPr id="246" name="Connector"/>
+                      <wps:cNvPr id="246" name="SmoIhnugzwwc--z400"/>
                       <wps:cNvCnPr>
                         <a:stCxn id="135" idx="3"/>
                         <a:endCxn id="134" idx="1"/>
@@ -12758,7 +12758,7 @@
                       <wps:bodyPr/>
                     </wps:wsp>
                     <wps:wsp>
-                      <wps:cNvPr id="247" name="Connector"/>
+                      <wps:cNvPr id="247" name="z400--Zztk4Myvdy"/>
                       <wps:cNvCnPr>
                         <a:stCxn id="134" idx="2"/>
                         <a:endCxn id="136" idx="0"/>
@@ -12796,7 +12796,7 @@
                       <wps:bodyPr/>
                     </wps:wsp>
                     <wps:wsp>
-                      <wps:cNvPr id="248" name="Connector"/>
+                      <wps:cNvPr id="248" name="Zztk4Myvdy--VmpaEWum"/>
                       <wps:cNvCnPr>
                         <a:stCxn id="136" idx="1"/>
                         <a:endCxn id="137" idx="3"/>
@@ -12834,7 +12834,7 @@
                       <wps:bodyPr/>
                     </wps:wsp>
                     <wps:wsp>
-                      <wps:cNvPr id="249" name="Connector"/>
+                      <wps:cNvPr id="249" name="AmecsZwnbln1--t403"/>
                       <wps:cNvCnPr>
                         <a:stCxn id="4" idx="2"/>
                         <a:endCxn id="138" idx="0"/>
@@ -12872,7 +12872,7 @@
                       <wps:bodyPr/>
                     </wps:wsp>
                     <wps:wsp>
-                      <wps:cNvPr id="250" name="Connector"/>
+                      <wps:cNvPr id="250" name="t403--y404"/>
                       <wps:cNvCnPr>
                         <a:stCxn id="138" idx="2"/>
                         <a:endCxn id="139" idx="0"/>
@@ -12910,7 +12910,7 @@
                       <wps:bodyPr/>
                     </wps:wsp>
                     <wps:wsp>
-                      <wps:cNvPr id="251" name="Connector"/>
+                      <wps:cNvPr id="251" name="o410--z411"/>
                       <wps:cNvCnPr>
                         <a:stCxn id="140" idx="2"/>
                         <a:endCxn id="141" idx="0"/>
@@ -12948,7 +12948,7 @@
                       <wps:bodyPr/>
                     </wps:wsp>
                     <wps:wsp>
-                      <wps:cNvPr id="252" name="Connector"/>
+                      <wps:cNvPr id="252" name="h412--HhflhzxFOT"/>
                       <wps:cNvCnPr>
                         <a:stCxn id="142" idx="1"/>
                         <a:endCxn id="143" idx="3"/>
@@ -12986,7 +12986,7 @@
                       <wps:bodyPr/>
                     </wps:wsp>
                     <wps:wsp>
-                      <wps:cNvPr id="253" name="Connector"/>
+                      <wps:cNvPr id="253" name="t2--HhflhzxFOT"/>
                       <wps:cNvCnPr>
                         <a:stCxn id="144" idx="2"/>
                         <a:endCxn id="143" idx="0"/>
@@ -13024,7 +13024,7 @@
                       <wps:bodyPr/>
                     </wps:wsp>
                     <wps:wsp>
-                      <wps:cNvPr id="254" name="Connector"/>
+                      <wps:cNvPr id="254" name="t417--HhflhzxFOT"/>
                       <wps:cNvCnPr>
                         <a:stCxn id="145" idx="3"/>
                         <a:endCxn id="143" idx="1"/>
@@ -13062,7 +13062,7 @@
                       <wps:bodyPr/>
                     </wps:wsp>
                     <wps:wsp>
-                      <wps:cNvPr id="255" name="Connector"/>
+                      <wps:cNvPr id="255" name="n418--VmpaEWum"/>
                       <wps:cNvCnPr>
                         <a:stCxn id="146" idx="2"/>
                         <a:endCxn id="137" idx="0"/>
@@ -13100,7 +13100,7 @@
                       <wps:bodyPr/>
                     </wps:wsp>
                     <wps:wsp>
-                      <wps:cNvPr id="256" name="Connector"/>
+                      <wps:cNvPr id="256" name="v419--VmpaEWum"/>
                       <wps:cNvCnPr>
                         <a:stCxn id="147" idx="3"/>
                         <a:endCxn id="137" idx="1"/>
@@ -13138,7 +13138,7 @@
                       <wps:bodyPr/>
                     </wps:wsp>
                     <wps:wsp>
-                      <wps:cNvPr id="257" name="Connector"/>
+                      <wps:cNvPr id="257" name="x--m"/>
                       <wps:cNvCnPr>
                         <a:stCxn id="148" idx="2"/>
                         <a:endCxn id="149" idx="0"/>
